--- a/Progetto_0386492.docx
+++ b/Progetto_0386492.docx
@@ -4,6 +4,7 @@
   <w:body>
     <w:p>
       <w:pPr>
+        <w:spacing w:line="360" w:lineRule="auto"/>
         <w:jc w:val="center"/>
         <w:rPr>
           <w:b/>
@@ -20,6 +21,7 @@
     </w:p>
     <w:p>
       <w:pPr>
+        <w:spacing w:line="360" w:lineRule="auto"/>
         <w:jc w:val="both"/>
       </w:pPr>
       <w:r>
@@ -33,6 +35,7 @@
           <w:ilvl w:val="0"/>
           <w:numId w:val="1"/>
         </w:numPr>
+        <w:spacing w:line="360" w:lineRule="auto"/>
         <w:jc w:val="both"/>
       </w:pPr>
       <w:r>
@@ -46,6 +49,7 @@
           <w:ilvl w:val="0"/>
           <w:numId w:val="1"/>
         </w:numPr>
+        <w:spacing w:line="360" w:lineRule="auto"/>
         <w:jc w:val="both"/>
       </w:pPr>
       <w:r>
@@ -63,6 +67,7 @@
           <w:ilvl w:val="0"/>
           <w:numId w:val="1"/>
         </w:numPr>
+        <w:spacing w:line="360" w:lineRule="auto"/>
         <w:jc w:val="both"/>
       </w:pPr>
       <w:r>
@@ -76,6 +81,7 @@
           <w:ilvl w:val="0"/>
           <w:numId w:val="1"/>
         </w:numPr>
+        <w:spacing w:line="360" w:lineRule="auto"/>
         <w:jc w:val="both"/>
       </w:pPr>
       <w:r>
@@ -89,6 +95,7 @@
           <w:ilvl w:val="0"/>
           <w:numId w:val="1"/>
         </w:numPr>
+        <w:spacing w:line="360" w:lineRule="auto"/>
         <w:jc w:val="both"/>
       </w:pPr>
       <w:r>
@@ -102,6 +109,7 @@
           <w:ilvl w:val="1"/>
           <w:numId w:val="1"/>
         </w:numPr>
+        <w:spacing w:line="360" w:lineRule="auto"/>
         <w:jc w:val="both"/>
       </w:pPr>
       <w:r>
@@ -115,6 +123,7 @@
           <w:ilvl w:val="1"/>
           <w:numId w:val="1"/>
         </w:numPr>
+        <w:spacing w:line="360" w:lineRule="auto"/>
         <w:jc w:val="both"/>
       </w:pPr>
       <w:r>
@@ -128,6 +137,7 @@
           <w:ilvl w:val="1"/>
           <w:numId w:val="1"/>
         </w:numPr>
+        <w:spacing w:line="360" w:lineRule="auto"/>
         <w:jc w:val="both"/>
       </w:pPr>
       <w:r>
@@ -136,19 +146,30 @@
     </w:p>
     <w:p>
       <w:pPr>
-        <w:jc w:val="both"/>
-      </w:pPr>
-      <w:r>
-        <w:t>Poi si vuole vedere se mettendo tutti i pesi a 1 dei nodi → gli algoritmi per il pesato vanno meglio o peggio degli algoritmi per non pesati.</w:t>
-      </w:r>
-    </w:p>
-    <w:p>
-      <w:pPr>
-        <w:jc w:val="both"/>
-      </w:pPr>
-    </w:p>
-    <w:p>
-      <w:pPr>
+        <w:spacing w:line="360" w:lineRule="auto"/>
+        <w:jc w:val="both"/>
+      </w:pPr>
+      <w:r>
+        <w:t xml:space="preserve">Poi si vuole vedere se mettendo tutti i </w:t>
+      </w:r>
+      <w:proofErr w:type="spellStart"/>
+      <w:r>
+        <w:t>pesi</w:t>
+      </w:r>
+      <w:proofErr w:type="spellEnd"/>
+      <w:r>
+        <w:t xml:space="preserve"> a 1 dei nodi → gli algoritmi per il pesato vanno meglio o peggio degli algoritmi per non pesati.</w:t>
+      </w:r>
+    </w:p>
+    <w:p>
+      <w:pPr>
+        <w:spacing w:line="360" w:lineRule="auto"/>
+        <w:jc w:val="both"/>
+      </w:pPr>
+    </w:p>
+    <w:p>
+      <w:pPr>
+        <w:spacing w:line="360" w:lineRule="auto"/>
         <w:jc w:val="both"/>
       </w:pPr>
       <w:r>
@@ -162,6 +183,7 @@
           <w:ilvl w:val="0"/>
           <w:numId w:val="1"/>
         </w:numPr>
+        <w:spacing w:line="360" w:lineRule="auto"/>
         <w:jc w:val="both"/>
       </w:pPr>
       <w:r>
@@ -175,6 +197,7 @@
           <w:ilvl w:val="1"/>
           <w:numId w:val="1"/>
         </w:numPr>
+        <w:spacing w:line="360" w:lineRule="auto"/>
         <w:jc w:val="both"/>
       </w:pPr>
       <w:r>
@@ -205,6 +228,7 @@
           <w:ilvl w:val="0"/>
           <w:numId w:val="1"/>
         </w:numPr>
+        <w:spacing w:line="360" w:lineRule="auto"/>
         <w:jc w:val="both"/>
       </w:pPr>
       <w:r>
@@ -218,6 +242,7 @@
           <w:ilvl w:val="1"/>
           <w:numId w:val="1"/>
         </w:numPr>
+        <w:spacing w:line="360" w:lineRule="auto"/>
         <w:jc w:val="both"/>
       </w:pPr>
       <w:r>
@@ -238,10 +263,17 @@
           <w:ilvl w:val="0"/>
           <w:numId w:val="1"/>
         </w:numPr>
-        <w:jc w:val="both"/>
-      </w:pPr>
-      <w:r>
-        <w:t>Variabilità del numero dei nodi (nodi tanto variabili, poco variabili)</w:t>
+        <w:spacing w:line="360" w:lineRule="auto"/>
+        <w:jc w:val="both"/>
+      </w:pPr>
+      <w:r>
+        <w:t xml:space="preserve">Variabilità del </w:t>
+      </w:r>
+      <w:r>
+        <w:t>peso</w:t>
+      </w:r>
+      <w:r>
+        <w:t xml:space="preserve"> dei nodi (nodi tanto variabili, poco variabili)</w:t>
       </w:r>
     </w:p>
     <w:p>
@@ -251,6 +283,7 @@
           <w:ilvl w:val="1"/>
           <w:numId w:val="1"/>
         </w:numPr>
+        <w:spacing w:line="360" w:lineRule="auto"/>
         <w:jc w:val="both"/>
       </w:pPr>
       <w:r>
@@ -264,6 +297,7 @@
           <w:ilvl w:val="0"/>
           <w:numId w:val="1"/>
         </w:numPr>
+        <w:spacing w:line="360" w:lineRule="auto"/>
         <w:jc w:val="both"/>
       </w:pPr>
       <w:r>
@@ -277,6 +311,7 @@
           <w:ilvl w:val="0"/>
           <w:numId w:val="1"/>
         </w:numPr>
+        <w:spacing w:line="360" w:lineRule="auto"/>
         <w:jc w:val="both"/>
       </w:pPr>
       <w:r>
@@ -290,6 +325,7 @@
           <w:ilvl w:val="1"/>
           <w:numId w:val="1"/>
         </w:numPr>
+        <w:spacing w:line="360" w:lineRule="auto"/>
         <w:jc w:val="both"/>
       </w:pPr>
       <w:r>
@@ -298,6 +334,7 @@
     </w:p>
     <w:p>
       <w:pPr>
+        <w:spacing w:line="360" w:lineRule="auto"/>
         <w:jc w:val="both"/>
       </w:pPr>
       <w:r>
@@ -311,6 +348,7 @@
           <w:ilvl w:val="0"/>
           <w:numId w:val="1"/>
         </w:numPr>
+        <w:spacing w:line="360" w:lineRule="auto"/>
         <w:jc w:val="both"/>
       </w:pPr>
       <w:r>
@@ -324,6 +362,7 @@
           <w:ilvl w:val="0"/>
           <w:numId w:val="1"/>
         </w:numPr>
+        <w:spacing w:line="360" w:lineRule="auto"/>
         <w:jc w:val="both"/>
       </w:pPr>
       <w:r>
@@ -337,10 +376,463 @@
           <w:ilvl w:val="0"/>
           <w:numId w:val="1"/>
         </w:numPr>
+        <w:spacing w:line="360" w:lineRule="auto"/>
         <w:jc w:val="both"/>
       </w:pPr>
       <w:r>
         <w:t>Tempo di lavoro per trovare la soluzione ottima</w:t>
+      </w:r>
+    </w:p>
+    <w:p>
+      <w:pPr>
+        <w:spacing w:line="360" w:lineRule="auto"/>
+        <w:jc w:val="both"/>
+      </w:pPr>
+    </w:p>
+    <w:p>
+      <w:pPr>
+        <w:spacing w:line="360" w:lineRule="auto"/>
+        <w:jc w:val="both"/>
+        <w:rPr>
+          <w:b/>
+          <w:bCs/>
+        </w:rPr>
+      </w:pPr>
+      <w:r>
+        <w:rPr>
+          <w:b/>
+          <w:bCs/>
+        </w:rPr>
+        <w:lastRenderedPageBreak/>
+        <w:t>Solver che verranno utilizzati:</w:t>
+      </w:r>
+    </w:p>
+    <w:p>
+      <w:pPr>
+        <w:pStyle w:val="Paragrafoelenco"/>
+        <w:numPr>
+          <w:ilvl w:val="0"/>
+          <w:numId w:val="1"/>
+        </w:numPr>
+        <w:spacing w:line="360" w:lineRule="auto"/>
+        <w:jc w:val="both"/>
+      </w:pPr>
+      <w:proofErr w:type="spellStart"/>
+      <w:r>
+        <w:t>Gurobi</w:t>
+      </w:r>
+      <w:proofErr w:type="spellEnd"/>
+    </w:p>
+    <w:p>
+      <w:pPr>
+        <w:pStyle w:val="Paragrafoelenco"/>
+        <w:numPr>
+          <w:ilvl w:val="1"/>
+          <w:numId w:val="1"/>
+        </w:numPr>
+        <w:spacing w:line="360" w:lineRule="auto"/>
+        <w:jc w:val="both"/>
+      </w:pPr>
+      <w:r>
+        <w:t>Licenza universitaria</w:t>
+      </w:r>
+    </w:p>
+    <w:p>
+      <w:pPr>
+        <w:pStyle w:val="Paragrafoelenco"/>
+        <w:numPr>
+          <w:ilvl w:val="0"/>
+          <w:numId w:val="1"/>
+        </w:numPr>
+        <w:spacing w:line="360" w:lineRule="auto"/>
+        <w:jc w:val="both"/>
+      </w:pPr>
+      <w:proofErr w:type="spellStart"/>
+      <w:r>
+        <w:t>Cplex</w:t>
+      </w:r>
+      <w:proofErr w:type="spellEnd"/>
+    </w:p>
+    <w:p>
+      <w:pPr>
+        <w:pStyle w:val="Paragrafoelenco"/>
+        <w:numPr>
+          <w:ilvl w:val="1"/>
+          <w:numId w:val="1"/>
+        </w:numPr>
+        <w:spacing w:line="360" w:lineRule="auto"/>
+        <w:jc w:val="both"/>
+      </w:pPr>
+      <w:r>
+        <w:t>Licenza universitaria</w:t>
+      </w:r>
+    </w:p>
+    <w:p>
+      <w:pPr>
+        <w:pStyle w:val="Paragrafoelenco"/>
+        <w:numPr>
+          <w:ilvl w:val="0"/>
+          <w:numId w:val="1"/>
+        </w:numPr>
+        <w:spacing w:line="360" w:lineRule="auto"/>
+        <w:jc w:val="both"/>
+      </w:pPr>
+      <w:r>
+        <w:t>SCIP</w:t>
+      </w:r>
+    </w:p>
+    <w:p>
+      <w:pPr>
+        <w:pStyle w:val="Paragrafoelenco"/>
+        <w:numPr>
+          <w:ilvl w:val="1"/>
+          <w:numId w:val="1"/>
+        </w:numPr>
+        <w:spacing w:line="360" w:lineRule="auto"/>
+        <w:jc w:val="both"/>
+      </w:pPr>
+      <w:r>
+        <w:t>Senza licenza</w:t>
+      </w:r>
+    </w:p>
+    <w:p>
+      <w:pPr>
+        <w:pStyle w:val="Paragrafoelenco"/>
+        <w:numPr>
+          <w:ilvl w:val="0"/>
+          <w:numId w:val="1"/>
+        </w:numPr>
+        <w:spacing w:line="360" w:lineRule="auto"/>
+        <w:jc w:val="both"/>
+      </w:pPr>
+      <w:r>
+        <w:t>HIGHS</w:t>
+      </w:r>
+    </w:p>
+    <w:p>
+      <w:pPr>
+        <w:pStyle w:val="Paragrafoelenco"/>
+        <w:numPr>
+          <w:ilvl w:val="1"/>
+          <w:numId w:val="1"/>
+        </w:numPr>
+        <w:spacing w:line="360" w:lineRule="auto"/>
+        <w:jc w:val="both"/>
+      </w:pPr>
+      <w:r>
+        <w:t>Open Source</w:t>
+      </w:r>
+    </w:p>
+    <w:p>
+      <w:pPr>
+        <w:spacing w:line="360" w:lineRule="auto"/>
+        <w:jc w:val="both"/>
+      </w:pPr>
+    </w:p>
+    <w:p>
+      <w:pPr>
+        <w:spacing w:line="360" w:lineRule="auto"/>
+        <w:jc w:val="both"/>
+      </w:pPr>
+      <w:r>
+        <w:rPr>
+          <w:b/>
+          <w:bCs/>
+        </w:rPr>
+        <w:t xml:space="preserve">Modello in file .mod </w:t>
+      </w:r>
+      <w:r>
+        <w:t>ma integrato con Python (senza IDE AMPL) così da poter confrontare performance di algoritmi euristici e solver di PLI.</w:t>
+      </w:r>
+    </w:p>
+    <w:p>
+      <w:pPr>
+        <w:spacing w:line="360" w:lineRule="auto"/>
+        <w:jc w:val="both"/>
+      </w:pPr>
+    </w:p>
+    <w:p>
+      <w:pPr>
+        <w:spacing w:line="360" w:lineRule="auto"/>
+        <w:jc w:val="both"/>
+        <w:rPr>
+          <w:b/>
+          <w:bCs/>
+        </w:rPr>
+      </w:pPr>
+      <w:r>
+        <w:rPr>
+          <w:b/>
+          <w:bCs/>
+        </w:rPr>
+        <w:t>Algoritmi che si intende utilizzare:</w:t>
+      </w:r>
+    </w:p>
+    <w:p>
+      <w:pPr>
+        <w:pStyle w:val="Paragrafoelenco"/>
+        <w:numPr>
+          <w:ilvl w:val="0"/>
+          <w:numId w:val="2"/>
+        </w:numPr>
+        <w:spacing w:line="360" w:lineRule="auto"/>
+        <w:jc w:val="both"/>
+      </w:pPr>
+      <w:r>
+        <w:t>Algoritmo che passa per matching massimale</w:t>
+      </w:r>
+    </w:p>
+    <w:p>
+      <w:pPr>
+        <w:pStyle w:val="Paragrafoelenco"/>
+        <w:numPr>
+          <w:ilvl w:val="1"/>
+          <w:numId w:val="2"/>
+        </w:numPr>
+        <w:spacing w:line="360" w:lineRule="auto"/>
+        <w:jc w:val="both"/>
+      </w:pPr>
+      <w:r>
+        <w:t>Versione non pesata</w:t>
+      </w:r>
+    </w:p>
+    <w:p>
+      <w:pPr>
+        <w:pStyle w:val="Paragrafoelenco"/>
+        <w:numPr>
+          <w:ilvl w:val="1"/>
+          <w:numId w:val="2"/>
+        </w:numPr>
+        <w:spacing w:line="360" w:lineRule="auto"/>
+        <w:jc w:val="both"/>
+      </w:pPr>
+      <w:r>
+        <w:t xml:space="preserve">Variante (da inventare) </w:t>
+      </w:r>
+      <w:r>
+        <w:rPr>
+          <w:b/>
+          <w:bCs/>
+        </w:rPr>
+        <w:t>pesata</w:t>
+      </w:r>
+    </w:p>
+    <w:p>
+      <w:pPr>
+        <w:pStyle w:val="Paragrafoelenco"/>
+        <w:numPr>
+          <w:ilvl w:val="0"/>
+          <w:numId w:val="2"/>
+        </w:numPr>
+        <w:spacing w:line="360" w:lineRule="auto"/>
+        <w:jc w:val="both"/>
+      </w:pPr>
+      <w:proofErr w:type="spellStart"/>
+      <w:r>
+        <w:t>Doubling</w:t>
+      </w:r>
+      <w:proofErr w:type="spellEnd"/>
+      <w:r>
+        <w:t xml:space="preserve"> and </w:t>
+      </w:r>
+      <w:proofErr w:type="spellStart"/>
+      <w:r>
+        <w:t>rounding</w:t>
+      </w:r>
+      <w:proofErr w:type="spellEnd"/>
+      <w:r>
+        <w:t xml:space="preserve"> down</w:t>
+      </w:r>
+    </w:p>
+    <w:p>
+      <w:pPr>
+        <w:pStyle w:val="Paragrafoelenco"/>
+        <w:numPr>
+          <w:ilvl w:val="1"/>
+          <w:numId w:val="2"/>
+        </w:numPr>
+        <w:spacing w:line="360" w:lineRule="auto"/>
+        <w:jc w:val="both"/>
+      </w:pPr>
+      <w:r>
+        <w:t>Versione non pesata</w:t>
+      </w:r>
+    </w:p>
+    <w:p>
+      <w:pPr>
+        <w:pStyle w:val="Paragrafoelenco"/>
+        <w:numPr>
+          <w:ilvl w:val="1"/>
+          <w:numId w:val="2"/>
+        </w:numPr>
+        <w:spacing w:line="360" w:lineRule="auto"/>
+        <w:jc w:val="both"/>
+      </w:pPr>
+      <w:r>
+        <w:t xml:space="preserve">Variante (da inventare) </w:t>
+      </w:r>
+      <w:r>
+        <w:rPr>
+          <w:b/>
+          <w:bCs/>
+        </w:rPr>
+        <w:t>pesata</w:t>
+      </w:r>
+    </w:p>
+    <w:p>
+      <w:pPr>
+        <w:pStyle w:val="Paragrafoelenco"/>
+        <w:numPr>
+          <w:ilvl w:val="0"/>
+          <w:numId w:val="2"/>
+        </w:numPr>
+        <w:spacing w:line="360" w:lineRule="auto"/>
+        <w:jc w:val="both"/>
+      </w:pPr>
+      <w:r>
+        <w:t>Vertex cover pesato</w:t>
+      </w:r>
+    </w:p>
+    <w:p>
+      <w:pPr>
+        <w:pStyle w:val="Paragrafoelenco"/>
+        <w:numPr>
+          <w:ilvl w:val="1"/>
+          <w:numId w:val="2"/>
+        </w:numPr>
+        <w:spacing w:line="360" w:lineRule="auto"/>
+        <w:jc w:val="both"/>
+      </w:pPr>
+      <w:r>
+        <w:t>Standard (pesata)</w:t>
+      </w:r>
+    </w:p>
+    <w:p>
+      <w:pPr>
+        <w:pStyle w:val="Paragrafoelenco"/>
+        <w:numPr>
+          <w:ilvl w:val="1"/>
+          <w:numId w:val="2"/>
+        </w:numPr>
+        <w:spacing w:line="360" w:lineRule="auto"/>
+        <w:jc w:val="both"/>
+      </w:pPr>
+      <w:r>
+        <w:t>Con tutti pesi a 1 (versione non pesata inventata)</w:t>
+      </w:r>
+    </w:p>
+    <w:p>
+      <w:pPr>
+        <w:pStyle w:val="Paragrafoelenco"/>
+        <w:numPr>
+          <w:ilvl w:val="0"/>
+          <w:numId w:val="2"/>
+        </w:numPr>
+        <w:spacing w:line="360" w:lineRule="auto"/>
+        <w:jc w:val="both"/>
+      </w:pPr>
+      <w:r>
+        <w:t>Vertex cover prendendo un vertice a caso</w:t>
+      </w:r>
+    </w:p>
+    <w:p>
+      <w:pPr>
+        <w:pStyle w:val="Paragrafoelenco"/>
+        <w:numPr>
+          <w:ilvl w:val="1"/>
+          <w:numId w:val="2"/>
+        </w:numPr>
+        <w:spacing w:line="360" w:lineRule="auto"/>
+        <w:jc w:val="both"/>
+      </w:pPr>
+      <w:r>
+        <w:t>Versione non pesata (standard)</w:t>
+      </w:r>
+    </w:p>
+    <w:p>
+      <w:pPr>
+        <w:pStyle w:val="Paragrafoelenco"/>
+        <w:numPr>
+          <w:ilvl w:val="1"/>
+          <w:numId w:val="2"/>
+        </w:numPr>
+        <w:spacing w:line="360" w:lineRule="auto"/>
+        <w:jc w:val="both"/>
+      </w:pPr>
+      <w:r>
+        <w:t>Versione pesata (</w:t>
+      </w:r>
+      <w:r>
+        <w:rPr>
+          <w:b/>
+          <w:bCs/>
+        </w:rPr>
+        <w:t>adattata</w:t>
+      </w:r>
+      <w:r>
+        <w:t>, magari partendo dal vertice di peso minimo)</w:t>
+      </w:r>
+    </w:p>
+    <w:p>
+      <w:pPr>
+        <w:pStyle w:val="Paragrafoelenco"/>
+        <w:numPr>
+          <w:ilvl w:val="0"/>
+          <w:numId w:val="2"/>
+        </w:numPr>
+        <w:spacing w:line="360" w:lineRule="auto"/>
+        <w:jc w:val="both"/>
+      </w:pPr>
+      <w:r>
+        <w:t>Vertex cover ordinando i vertici per ordine di grado decrescente</w:t>
+      </w:r>
+    </w:p>
+    <w:p>
+      <w:pPr>
+        <w:pStyle w:val="Paragrafoelenco"/>
+        <w:numPr>
+          <w:ilvl w:val="1"/>
+          <w:numId w:val="2"/>
+        </w:numPr>
+        <w:spacing w:line="360" w:lineRule="auto"/>
+        <w:jc w:val="both"/>
+      </w:pPr>
+      <w:r>
+        <w:t>Versione non pesata (standard)</w:t>
+      </w:r>
+    </w:p>
+    <w:p>
+      <w:pPr>
+        <w:pStyle w:val="Paragrafoelenco"/>
+        <w:numPr>
+          <w:ilvl w:val="1"/>
+          <w:numId w:val="2"/>
+        </w:numPr>
+        <w:spacing w:line="360" w:lineRule="auto"/>
+        <w:jc w:val="both"/>
+      </w:pPr>
+      <w:r>
+        <w:t>Versione pesata (</w:t>
+      </w:r>
+      <w:r>
+        <w:rPr>
+          <w:b/>
+          <w:bCs/>
+        </w:rPr>
+        <w:t>adattata</w:t>
+      </w:r>
+      <w:r>
+        <w:t xml:space="preserve">, ordinando i vertici per peso minimo </w:t>
+      </w:r>
+      <w:r>
+        <w:rPr>
+          <w:b/>
+          <w:bCs/>
+        </w:rPr>
+        <w:t>e grado massimo</w:t>
+      </w:r>
+      <w:r>
+        <w:t>)</w:t>
       </w:r>
     </w:p>
     <w:sectPr>
@@ -467,8 +959,124 @@
       </w:rPr>
     </w:lvl>
   </w:abstractNum>
+  <w:abstractNum w:abstractNumId="1" w15:restartNumberingAfterBreak="0">
+    <w:nsid w:val="76295B58"/>
+    <w:multiLevelType w:val="hybridMultilevel"/>
+    <w:tmpl w:val="EF983646"/>
+    <w:lvl w:ilvl="0" w:tplc="04100001">
+      <w:start w:val="1"/>
+      <w:numFmt w:val="bullet"/>
+      <w:lvlText w:val=""/>
+      <w:lvlJc w:val="left"/>
+      <w:pPr>
+        <w:ind w:left="720" w:hanging="360"/>
+      </w:pPr>
+      <w:rPr>
+        <w:rFonts w:ascii="Symbol" w:hAnsi="Symbol" w:hint="default"/>
+      </w:rPr>
+    </w:lvl>
+    <w:lvl w:ilvl="1" w:tplc="04100003">
+      <w:start w:val="1"/>
+      <w:numFmt w:val="bullet"/>
+      <w:lvlText w:val="o"/>
+      <w:lvlJc w:val="left"/>
+      <w:pPr>
+        <w:ind w:left="1440" w:hanging="360"/>
+      </w:pPr>
+      <w:rPr>
+        <w:rFonts w:ascii="Courier New" w:hAnsi="Courier New" w:cs="Courier New" w:hint="default"/>
+      </w:rPr>
+    </w:lvl>
+    <w:lvl w:ilvl="2" w:tplc="04100005" w:tentative="1">
+      <w:start w:val="1"/>
+      <w:numFmt w:val="bullet"/>
+      <w:lvlText w:val=""/>
+      <w:lvlJc w:val="left"/>
+      <w:pPr>
+        <w:ind w:left="2160" w:hanging="360"/>
+      </w:pPr>
+      <w:rPr>
+        <w:rFonts w:ascii="Wingdings" w:hAnsi="Wingdings" w:hint="default"/>
+      </w:rPr>
+    </w:lvl>
+    <w:lvl w:ilvl="3" w:tplc="04100001" w:tentative="1">
+      <w:start w:val="1"/>
+      <w:numFmt w:val="bullet"/>
+      <w:lvlText w:val=""/>
+      <w:lvlJc w:val="left"/>
+      <w:pPr>
+        <w:ind w:left="2880" w:hanging="360"/>
+      </w:pPr>
+      <w:rPr>
+        <w:rFonts w:ascii="Symbol" w:hAnsi="Symbol" w:hint="default"/>
+      </w:rPr>
+    </w:lvl>
+    <w:lvl w:ilvl="4" w:tplc="04100003" w:tentative="1">
+      <w:start w:val="1"/>
+      <w:numFmt w:val="bullet"/>
+      <w:lvlText w:val="o"/>
+      <w:lvlJc w:val="left"/>
+      <w:pPr>
+        <w:ind w:left="3600" w:hanging="360"/>
+      </w:pPr>
+      <w:rPr>
+        <w:rFonts w:ascii="Courier New" w:hAnsi="Courier New" w:cs="Courier New" w:hint="default"/>
+      </w:rPr>
+    </w:lvl>
+    <w:lvl w:ilvl="5" w:tplc="04100005" w:tentative="1">
+      <w:start w:val="1"/>
+      <w:numFmt w:val="bullet"/>
+      <w:lvlText w:val=""/>
+      <w:lvlJc w:val="left"/>
+      <w:pPr>
+        <w:ind w:left="4320" w:hanging="360"/>
+      </w:pPr>
+      <w:rPr>
+        <w:rFonts w:ascii="Wingdings" w:hAnsi="Wingdings" w:hint="default"/>
+      </w:rPr>
+    </w:lvl>
+    <w:lvl w:ilvl="6" w:tplc="04100001" w:tentative="1">
+      <w:start w:val="1"/>
+      <w:numFmt w:val="bullet"/>
+      <w:lvlText w:val=""/>
+      <w:lvlJc w:val="left"/>
+      <w:pPr>
+        <w:ind w:left="5040" w:hanging="360"/>
+      </w:pPr>
+      <w:rPr>
+        <w:rFonts w:ascii="Symbol" w:hAnsi="Symbol" w:hint="default"/>
+      </w:rPr>
+    </w:lvl>
+    <w:lvl w:ilvl="7" w:tplc="04100003" w:tentative="1">
+      <w:start w:val="1"/>
+      <w:numFmt w:val="bullet"/>
+      <w:lvlText w:val="o"/>
+      <w:lvlJc w:val="left"/>
+      <w:pPr>
+        <w:ind w:left="5760" w:hanging="360"/>
+      </w:pPr>
+      <w:rPr>
+        <w:rFonts w:ascii="Courier New" w:hAnsi="Courier New" w:cs="Courier New" w:hint="default"/>
+      </w:rPr>
+    </w:lvl>
+    <w:lvl w:ilvl="8" w:tplc="04100005" w:tentative="1">
+      <w:start w:val="1"/>
+      <w:numFmt w:val="bullet"/>
+      <w:lvlText w:val=""/>
+      <w:lvlJc w:val="left"/>
+      <w:pPr>
+        <w:ind w:left="6480" w:hanging="360"/>
+      </w:pPr>
+      <w:rPr>
+        <w:rFonts w:ascii="Wingdings" w:hAnsi="Wingdings" w:hint="default"/>
+      </w:rPr>
+    </w:lvl>
+  </w:abstractNum>
   <w:num w:numId="1" w16cid:durableId="1819565260">
     <w:abstractNumId w:val="0"/>
+  </w:num>
+  <w:num w:numId="2" w16cid:durableId="628634523">
+    <w:abstractNumId w:val="1"/>
   </w:num>
 </w:numbering>
 </file>
@@ -1076,6 +1684,7 @@
   <w:style w:type="character" w:default="1" w:styleId="Carpredefinitoparagrafo">
     <w:name w:val="Default Paragraph Font"/>
     <w:uiPriority w:val="1"/>
+    <w:semiHidden/>
     <w:unhideWhenUsed/>
   </w:style>
   <w:style w:type="table" w:default="1" w:styleId="Tabellanormale">

--- a/Progetto_0386492.docx
+++ b/Progetto_0386492.docx
@@ -579,6 +579,48 @@
         <w:jc w:val="both"/>
       </w:pPr>
       <w:r>
+        <w:t>PLI normale</w:t>
+      </w:r>
+    </w:p>
+    <w:p>
+      <w:pPr>
+        <w:pStyle w:val="Paragrafoelenco"/>
+        <w:numPr>
+          <w:ilvl w:val="1"/>
+          <w:numId w:val="2"/>
+        </w:numPr>
+        <w:spacing w:line="360" w:lineRule="auto"/>
+        <w:jc w:val="both"/>
+      </w:pPr>
+      <w:r>
+        <w:t>Pesato</w:t>
+      </w:r>
+    </w:p>
+    <w:p>
+      <w:pPr>
+        <w:pStyle w:val="Paragrafoelenco"/>
+        <w:numPr>
+          <w:ilvl w:val="1"/>
+          <w:numId w:val="2"/>
+        </w:numPr>
+        <w:spacing w:line="360" w:lineRule="auto"/>
+        <w:jc w:val="both"/>
+      </w:pPr>
+      <w:r>
+        <w:t>Non pesato</w:t>
+      </w:r>
+    </w:p>
+    <w:p>
+      <w:pPr>
+        <w:pStyle w:val="Paragrafoelenco"/>
+        <w:numPr>
+          <w:ilvl w:val="0"/>
+          <w:numId w:val="2"/>
+        </w:numPr>
+        <w:spacing w:line="360" w:lineRule="auto"/>
+        <w:jc w:val="both"/>
+      </w:pPr>
+      <w:r>
         <w:t>Algoritmo che passa per matching massimale</w:t>
       </w:r>
     </w:p>
@@ -812,6 +854,7 @@
         <w:jc w:val="both"/>
       </w:pPr>
       <w:r>
+        <w:lastRenderedPageBreak/>
         <w:t>Versione pesata (</w:t>
       </w:r>
       <w:r>
@@ -833,6 +876,264 @@
       </w:r>
       <w:r>
         <w:t>)</w:t>
+      </w:r>
+    </w:p>
+    <w:p>
+      <w:pPr>
+        <w:spacing w:line="360" w:lineRule="auto"/>
+        <w:jc w:val="both"/>
+      </w:pPr>
+    </w:p>
+    <w:p>
+      <w:pPr>
+        <w:spacing w:line="360" w:lineRule="auto"/>
+        <w:jc w:val="both"/>
+      </w:pPr>
+      <w:r>
+        <w:t xml:space="preserve">Buongiorno professore, scusi ancora per il disturbo. Dopo il ricevimento dell’altro ieri ho condensato i vari spunti che sono venuti fuori e ho formalizzato l’idea del progetto come segue. Pensavo di osservare il comportamento dei vari algoritmi anche nel caso di </w:t>
+      </w:r>
+      <w:r>
+        <w:rPr>
+          <w:i/>
+          <w:iCs/>
+        </w:rPr>
+        <w:t>minimum vertex cover non pesato</w:t>
+      </w:r>
+      <w:r>
+        <w:t>. Come le accennavo a voce, ho pensato ad altri algoritmi (oltre a quelli visti in classe) di cui valutare la bontà. Di seguito l’incipit “ufficiale” del mio progetto: se pensa che dovrei aggiungere/eliminare qualcosa me lo dica pure e procederò di conseguenza. La ringrazio per la disponibilità.</w:t>
+      </w:r>
+    </w:p>
+    <w:p>
+      <w:pPr>
+        <w:spacing w:line="360" w:lineRule="auto"/>
+        <w:jc w:val="both"/>
+      </w:pPr>
+      <w:r>
+        <w:t xml:space="preserve">Il progetto si pone come obiettivo quello di confrontare tra loro le performance di una serie di algoritmi di approssimazione per </w:t>
+      </w:r>
+      <w:r>
+        <w:rPr>
+          <w:i/>
+          <w:iCs/>
+        </w:rPr>
+        <w:t>minimum vertex cover</w:t>
+      </w:r>
+      <w:r>
+        <w:t>.</w:t>
+      </w:r>
+    </w:p>
+    <w:p>
+      <w:pPr>
+        <w:spacing w:line="360" w:lineRule="auto"/>
+        <w:jc w:val="both"/>
+      </w:pPr>
+      <w:r>
+        <w:t xml:space="preserve">Gli algoritmi di approssimazione che verranno esaminati sono presenti nel pdf allegato, alcuni sono di mia invenzione, ottenuti adattando gli algoritmi di vertex cover non pesato a vertex cover pesato (e viceversa). </w:t>
+      </w:r>
+    </w:p>
+    <w:p>
+      <w:pPr>
+        <w:spacing w:line="360" w:lineRule="auto"/>
+        <w:jc w:val="both"/>
+      </w:pPr>
+      <w:r>
+        <w:t>Nel caso di vertex cover non pesato partizionerò le istanze per:</w:t>
+      </w:r>
+    </w:p>
+    <w:p>
+      <w:pPr>
+        <w:pStyle w:val="Paragrafoelenco"/>
+        <w:numPr>
+          <w:ilvl w:val="0"/>
+          <w:numId w:val="2"/>
+        </w:numPr>
+        <w:spacing w:line="360" w:lineRule="auto"/>
+        <w:jc w:val="both"/>
+      </w:pPr>
+      <w:r>
+        <w:t>Numero di nodi</w:t>
+      </w:r>
+    </w:p>
+    <w:p>
+      <w:pPr>
+        <w:pStyle w:val="Paragrafoelenco"/>
+        <w:numPr>
+          <w:ilvl w:val="0"/>
+          <w:numId w:val="2"/>
+        </w:numPr>
+        <w:spacing w:line="360" w:lineRule="auto"/>
+        <w:jc w:val="both"/>
+      </w:pPr>
+      <w:r>
+        <w:t>Densità del grafo</w:t>
+      </w:r>
+    </w:p>
+    <w:p>
+      <w:pPr>
+        <w:spacing w:line="360" w:lineRule="auto"/>
+        <w:jc w:val="both"/>
+      </w:pPr>
+      <w:r>
+        <w:t>Valuterò le performance in base ai seguenti indicatori:</w:t>
+      </w:r>
+    </w:p>
+    <w:p>
+      <w:pPr>
+        <w:pStyle w:val="Paragrafoelenco"/>
+        <w:numPr>
+          <w:ilvl w:val="0"/>
+          <w:numId w:val="2"/>
+        </w:numPr>
+        <w:spacing w:line="360" w:lineRule="auto"/>
+        <w:jc w:val="both"/>
+      </w:pPr>
+      <w:r>
+        <w:t>Tempo di calcolo</w:t>
+      </w:r>
+    </w:p>
+    <w:p>
+      <w:pPr>
+        <w:pStyle w:val="Paragrafoelenco"/>
+        <w:numPr>
+          <w:ilvl w:val="0"/>
+          <w:numId w:val="2"/>
+        </w:numPr>
+        <w:spacing w:line="360" w:lineRule="auto"/>
+        <w:jc w:val="both"/>
+      </w:pPr>
+      <w:r>
+        <w:t>Rapporto di approssimazione medio</w:t>
+      </w:r>
+    </w:p>
+    <w:p>
+      <w:pPr>
+        <w:spacing w:line="360" w:lineRule="auto"/>
+        <w:jc w:val="both"/>
+      </w:pPr>
+      <w:r>
+        <w:t>Nel caso di vertex cover pesato partizionerò le istanze per:</w:t>
+      </w:r>
+    </w:p>
+    <w:p>
+      <w:pPr>
+        <w:pStyle w:val="Paragrafoelenco"/>
+        <w:numPr>
+          <w:ilvl w:val="0"/>
+          <w:numId w:val="2"/>
+        </w:numPr>
+        <w:spacing w:line="360" w:lineRule="auto"/>
+        <w:jc w:val="both"/>
+      </w:pPr>
+      <w:r>
+        <w:t>Numero di nodi</w:t>
+      </w:r>
+    </w:p>
+    <w:p>
+      <w:pPr>
+        <w:pStyle w:val="Paragrafoelenco"/>
+        <w:numPr>
+          <w:ilvl w:val="0"/>
+          <w:numId w:val="2"/>
+        </w:numPr>
+        <w:spacing w:line="360" w:lineRule="auto"/>
+        <w:jc w:val="both"/>
+      </w:pPr>
+      <w:r>
+        <w:t>Densità del grafo</w:t>
+      </w:r>
+    </w:p>
+    <w:p>
+      <w:pPr>
+        <w:pStyle w:val="Paragrafoelenco"/>
+        <w:numPr>
+          <w:ilvl w:val="0"/>
+          <w:numId w:val="2"/>
+        </w:numPr>
+        <w:spacing w:line="360" w:lineRule="auto"/>
+        <w:jc w:val="both"/>
+      </w:pPr>
+      <w:r>
+        <w:t>Variabilità dei pesi dei vertici</w:t>
+      </w:r>
+    </w:p>
+    <w:p>
+      <w:pPr>
+        <w:pStyle w:val="Paragrafoelenco"/>
+        <w:numPr>
+          <w:ilvl w:val="0"/>
+          <w:numId w:val="2"/>
+        </w:numPr>
+        <w:spacing w:line="360" w:lineRule="auto"/>
+        <w:jc w:val="both"/>
+      </w:pPr>
+      <w:r>
+        <w:t>Grado di un vertice direttamente proporzionale al suo peso</w:t>
+      </w:r>
+    </w:p>
+    <w:p>
+      <w:pPr>
+        <w:pStyle w:val="Paragrafoelenco"/>
+        <w:numPr>
+          <w:ilvl w:val="0"/>
+          <w:numId w:val="2"/>
+        </w:numPr>
+        <w:spacing w:line="360" w:lineRule="auto"/>
+        <w:jc w:val="both"/>
+      </w:pPr>
+      <w:r>
+        <w:t>Grado di un vertice inversamente proporzionale al suo peso</w:t>
+      </w:r>
+    </w:p>
+    <w:p>
+      <w:pPr>
+        <w:pStyle w:val="Paragrafoelenco"/>
+        <w:numPr>
+          <w:ilvl w:val="0"/>
+          <w:numId w:val="2"/>
+        </w:numPr>
+        <w:spacing w:line="360" w:lineRule="auto"/>
+        <w:jc w:val="both"/>
+      </w:pPr>
+      <w:r>
+        <w:t>Grado di un vertice e suo peso scorrelati</w:t>
+      </w:r>
+    </w:p>
+    <w:p>
+      <w:pPr>
+        <w:spacing w:line="360" w:lineRule="auto"/>
+        <w:jc w:val="both"/>
+      </w:pPr>
+      <w:r>
+        <w:t>Valuterò le performance in base ai seguenti indicatori:</w:t>
+      </w:r>
+    </w:p>
+    <w:p>
+      <w:pPr>
+        <w:pStyle w:val="Paragrafoelenco"/>
+        <w:numPr>
+          <w:ilvl w:val="0"/>
+          <w:numId w:val="2"/>
+        </w:numPr>
+        <w:spacing w:line="360" w:lineRule="auto"/>
+        <w:jc w:val="both"/>
+      </w:pPr>
+      <w:r>
+        <w:lastRenderedPageBreak/>
+        <w:t>Tempo di calcolo</w:t>
+      </w:r>
+    </w:p>
+    <w:p>
+      <w:pPr>
+        <w:pStyle w:val="Paragrafoelenco"/>
+        <w:numPr>
+          <w:ilvl w:val="0"/>
+          <w:numId w:val="2"/>
+        </w:numPr>
+        <w:spacing w:line="360" w:lineRule="auto"/>
+        <w:jc w:val="both"/>
+      </w:pPr>
+      <w:r>
+        <w:t>Rapporto di approssimazione medio</w:t>
       </w:r>
     </w:p>
     <w:sectPr>

--- a/Progetto_0386492.docx
+++ b/Progetto_0386492.docx
@@ -150,15 +150,7 @@
         <w:jc w:val="both"/>
       </w:pPr>
       <w:r>
-        <w:t xml:space="preserve">Poi si vuole vedere se mettendo tutti i </w:t>
-      </w:r>
-      <w:proofErr w:type="spellStart"/>
-      <w:r>
-        <w:t>pesi</w:t>
-      </w:r>
-      <w:proofErr w:type="spellEnd"/>
-      <w:r>
-        <w:t xml:space="preserve"> a 1 dei nodi → gli algoritmi per il pesato vanno meglio o peggio degli algoritmi per non pesati.</w:t>
+        <w:t>Poi si vuole vedere se mettendo tutti i pesi a 1 dei nodi → gli algoritmi per il pesato vanno meglio o peggio degli algoritmi per non pesati.</w:t>
       </w:r>
     </w:p>
     <w:p>
@@ -417,11 +409,9 @@
         <w:spacing w:line="360" w:lineRule="auto"/>
         <w:jc w:val="both"/>
       </w:pPr>
-      <w:proofErr w:type="spellStart"/>
       <w:r>
         <w:t>Gurobi</w:t>
       </w:r>
-      <w:proofErr w:type="spellEnd"/>
     </w:p>
     <w:p>
       <w:pPr>
@@ -447,11 +437,9 @@
         <w:spacing w:line="360" w:lineRule="auto"/>
         <w:jc w:val="both"/>
       </w:pPr>
-      <w:proofErr w:type="spellStart"/>
       <w:r>
         <w:t>Cplex</w:t>
       </w:r>
-      <w:proofErr w:type="spellEnd"/>
     </w:p>
     <w:p>
       <w:pPr>
@@ -669,21 +657,8 @@
         <w:spacing w:line="360" w:lineRule="auto"/>
         <w:jc w:val="both"/>
       </w:pPr>
-      <w:proofErr w:type="spellStart"/>
-      <w:r>
-        <w:t>Doubling</w:t>
-      </w:r>
-      <w:proofErr w:type="spellEnd"/>
-      <w:r>
-        <w:t xml:space="preserve"> and </w:t>
-      </w:r>
-      <w:proofErr w:type="spellStart"/>
-      <w:r>
-        <w:t>rounding</w:t>
-      </w:r>
-      <w:proofErr w:type="spellEnd"/>
-      <w:r>
-        <w:t xml:space="preserve"> down</w:t>
+      <w:r>
+        <w:t>Doubling and rounding down</w:t>
       </w:r>
     </w:p>
     <w:p>
@@ -889,46 +864,641 @@
         <w:spacing w:line="360" w:lineRule="auto"/>
         <w:jc w:val="both"/>
       </w:pPr>
-      <w:r>
-        <w:t xml:space="preserve">Buongiorno professore, scusi ancora per il disturbo. Dopo il ricevimento dell’altro ieri ho condensato i vari spunti che sono venuti fuori e ho formalizzato l’idea del progetto come segue. Pensavo di osservare il comportamento dei vari algoritmi anche nel caso di </w:t>
+    </w:p>
+    <w:p>
+      <w:pPr>
+        <w:spacing w:line="360" w:lineRule="auto"/>
+        <w:jc w:val="both"/>
+      </w:pPr>
+    </w:p>
+    <w:p>
+      <w:pPr>
+        <w:spacing w:line="360" w:lineRule="auto"/>
+        <w:jc w:val="both"/>
+      </w:pPr>
+    </w:p>
+    <w:p>
+      <w:pPr>
+        <w:spacing w:line="360" w:lineRule="auto"/>
+        <w:jc w:val="both"/>
+      </w:pPr>
+    </w:p>
+    <w:p>
+      <w:pPr>
+        <w:spacing w:line="360" w:lineRule="auto"/>
+        <w:jc w:val="both"/>
+      </w:pPr>
+    </w:p>
+    <w:p>
+      <w:pPr>
+        <w:spacing w:line="360" w:lineRule="auto"/>
+        <w:jc w:val="both"/>
+      </w:pPr>
+    </w:p>
+    <w:p>
+      <w:pPr>
+        <w:spacing w:line="360" w:lineRule="auto"/>
+        <w:jc w:val="both"/>
+      </w:pPr>
+    </w:p>
+    <w:p>
+      <w:pPr>
+        <w:spacing w:line="360" w:lineRule="auto"/>
+        <w:jc w:val="both"/>
+      </w:pPr>
+    </w:p>
+    <w:p>
+      <w:pPr>
+        <w:spacing w:line="360" w:lineRule="auto"/>
+        <w:jc w:val="both"/>
+      </w:pPr>
+    </w:p>
+    <w:p>
+      <w:pPr>
+        <w:spacing w:line="360" w:lineRule="auto"/>
+        <w:jc w:val="both"/>
+      </w:pPr>
+    </w:p>
+    <w:p>
+      <w:pPr>
+        <w:spacing w:line="360" w:lineRule="auto"/>
+        <w:jc w:val="both"/>
+      </w:pPr>
+    </w:p>
+    <w:p>
+      <w:pPr>
+        <w:spacing w:line="360" w:lineRule="auto"/>
+        <w:jc w:val="both"/>
+      </w:pPr>
+    </w:p>
+    <w:p>
+      <w:pPr>
+        <w:spacing w:line="360" w:lineRule="auto"/>
+        <w:jc w:val="both"/>
+      </w:pPr>
+    </w:p>
+    <w:p>
+      <w:pPr>
+        <w:spacing w:line="360" w:lineRule="auto"/>
+        <w:jc w:val="both"/>
+      </w:pPr>
+    </w:p>
+    <w:p>
+      <w:pPr>
+        <w:spacing w:line="360" w:lineRule="auto"/>
+        <w:jc w:val="both"/>
+      </w:pPr>
+    </w:p>
+    <w:p>
+      <w:pPr>
+        <w:spacing w:line="360" w:lineRule="auto"/>
+        <w:jc w:val="both"/>
+      </w:pPr>
+    </w:p>
+    <w:p>
+      <w:pPr>
+        <w:spacing w:line="360" w:lineRule="auto"/>
+        <w:jc w:val="both"/>
+      </w:pPr>
+    </w:p>
+    <w:p>
+      <w:pPr>
+        <w:spacing w:line="360" w:lineRule="auto"/>
+        <w:jc w:val="both"/>
+      </w:pPr>
+    </w:p>
+    <w:p>
+      <w:pPr>
+        <w:spacing w:line="360" w:lineRule="auto"/>
+        <w:jc w:val="both"/>
+      </w:pPr>
+    </w:p>
+    <w:p>
+      <w:pPr>
+        <w:spacing w:line="360" w:lineRule="auto"/>
+        <w:jc w:val="both"/>
+      </w:pPr>
+    </w:p>
+    <w:p>
+      <w:pPr>
+        <w:spacing w:line="360" w:lineRule="auto"/>
+        <w:jc w:val="both"/>
+      </w:pPr>
+    </w:p>
+    <w:p>
+      <w:pPr>
+        <w:spacing w:line="360" w:lineRule="auto"/>
+        <w:jc w:val="both"/>
+      </w:pPr>
+    </w:p>
+    <w:p>
+      <w:pPr>
+        <w:spacing w:line="360" w:lineRule="auto"/>
+        <w:jc w:val="center"/>
+        <w:rPr>
+          <w:b/>
+          <w:bCs/>
+        </w:rPr>
+      </w:pPr>
+      <w:r>
+        <w:rPr>
+          <w:b/>
+          <w:bCs/>
+        </w:rPr>
+        <w:lastRenderedPageBreak/>
+        <w:t>Incipit del progetto</w:t>
+      </w:r>
+    </w:p>
+    <w:p>
+      <w:pPr>
+        <w:spacing w:line="360" w:lineRule="auto"/>
+        <w:jc w:val="both"/>
+      </w:pPr>
+      <w:r>
+        <w:t xml:space="preserve">Si intende valutare le performance di vari algoritmi per </w:t>
       </w:r>
       <w:r>
         <w:rPr>
           <w:i/>
           <w:iCs/>
         </w:rPr>
-        <w:t>minimum vertex cover non pesato</w:t>
-      </w:r>
-      <w:r>
-        <w:t>. Come le accennavo a voce, ho pensato ad altri algoritmi (oltre a quelli visti in classe) di cui valutare la bontà. Di seguito l’incipit “ufficiale” del mio progetto: se pensa che dovrei aggiungere/eliminare qualcosa me lo dica pure e procederò di conseguenza. La ringrazio per la disponibilità.</w:t>
-      </w:r>
-    </w:p>
-    <w:p>
-      <w:pPr>
-        <w:spacing w:line="360" w:lineRule="auto"/>
-        <w:jc w:val="both"/>
-      </w:pPr>
-      <w:r>
-        <w:t xml:space="preserve">Il progetto si pone come obiettivo quello di confrontare tra loro le performance di una serie di algoritmi di approssimazione per </w:t>
-      </w:r>
-      <w:r>
-        <w:rPr>
-          <w:i/>
-          <w:iCs/>
-        </w:rPr>
-        <w:t>minimum vertex cover</w:t>
-      </w:r>
-      <w:r>
-        <w:t>.</w:t>
-      </w:r>
-    </w:p>
-    <w:p>
-      <w:pPr>
-        <w:spacing w:line="360" w:lineRule="auto"/>
-        <w:jc w:val="both"/>
-      </w:pPr>
-      <w:r>
-        <w:t xml:space="preserve">Gli algoritmi di approssimazione che verranno esaminati sono presenti nel pdf allegato, alcuni sono di mia invenzione, ottenuti adattando gli algoritmi di vertex cover non pesato a vertex cover pesato (e viceversa). </w:t>
+        <w:t xml:space="preserve">minimum vertex cover </w:t>
+      </w:r>
+      <w:r>
+        <w:t>pesato e non.</w:t>
+      </w:r>
+    </w:p>
+    <w:p>
+      <w:pPr>
+        <w:spacing w:line="360" w:lineRule="auto"/>
+        <w:jc w:val="both"/>
+      </w:pPr>
+      <w:r>
+        <w:t>Lista procedure da valutare:</w:t>
+      </w:r>
+    </w:p>
+    <w:p>
+      <w:pPr>
+        <w:pStyle w:val="Paragrafoelenco"/>
+        <w:numPr>
+          <w:ilvl w:val="0"/>
+          <w:numId w:val="2"/>
+        </w:numPr>
+        <w:spacing w:line="360" w:lineRule="auto"/>
+        <w:jc w:val="both"/>
+      </w:pPr>
+      <w:r>
+        <w:t>Caso vertex cover non pesato</w:t>
+      </w:r>
+    </w:p>
+    <w:p>
+      <w:pPr>
+        <w:pStyle w:val="Paragrafoelenco"/>
+        <w:numPr>
+          <w:ilvl w:val="1"/>
+          <w:numId w:val="2"/>
+        </w:numPr>
+        <w:spacing w:line="360" w:lineRule="auto"/>
+        <w:jc w:val="both"/>
+      </w:pPr>
+      <w:r>
+        <w:t>Modello di PLI standard</w:t>
+      </w:r>
+    </w:p>
+    <w:p>
+      <w:pPr>
+        <w:pStyle w:val="Paragrafoelenco"/>
+        <w:numPr>
+          <w:ilvl w:val="1"/>
+          <w:numId w:val="2"/>
+        </w:numPr>
+        <w:spacing w:line="360" w:lineRule="auto"/>
+        <w:jc w:val="both"/>
+      </w:pPr>
+      <w:r>
+        <w:t>Modello di PLI con Odd Cycle Inequalities</w:t>
+      </w:r>
+    </w:p>
+    <w:p>
+      <w:pPr>
+        <w:pStyle w:val="Paragrafoelenco"/>
+        <w:numPr>
+          <w:ilvl w:val="1"/>
+          <w:numId w:val="2"/>
+        </w:numPr>
+        <w:spacing w:line="360" w:lineRule="auto"/>
+        <w:jc w:val="both"/>
+      </w:pPr>
+      <w:r>
+        <w:t>Modello PLI con Clique Inequalities</w:t>
+      </w:r>
+    </w:p>
+    <w:p>
+      <w:pPr>
+        <w:pStyle w:val="Paragrafoelenco"/>
+        <w:numPr>
+          <w:ilvl w:val="1"/>
+          <w:numId w:val="2"/>
+        </w:numPr>
+        <w:spacing w:line="360" w:lineRule="auto"/>
+        <w:jc w:val="both"/>
+      </w:pPr>
+      <w:r>
+        <w:t>Modello PLI con Odd Cycle e Clique Inequalities</w:t>
+      </w:r>
+    </w:p>
+    <w:p>
+      <w:pPr>
+        <w:pStyle w:val="Paragrafoelenco"/>
+        <w:numPr>
+          <w:ilvl w:val="1"/>
+          <w:numId w:val="2"/>
+        </w:numPr>
+        <w:spacing w:line="360" w:lineRule="auto"/>
+        <w:jc w:val="both"/>
+      </w:pPr>
+      <w:r>
+        <w:t>Algoritmo 1</w:t>
+      </w:r>
+    </w:p>
+    <w:p>
+      <w:pPr>
+        <w:pStyle w:val="Paragrafoelenco"/>
+        <w:numPr>
+          <w:ilvl w:val="1"/>
+          <w:numId w:val="2"/>
+        </w:numPr>
+        <w:spacing w:line="360" w:lineRule="auto"/>
+        <w:jc w:val="both"/>
+      </w:pPr>
+      <w:r>
+        <w:t>Algoritmo 2</w:t>
+      </w:r>
+    </w:p>
+    <w:p>
+      <w:pPr>
+        <w:pStyle w:val="Paragrafoelenco"/>
+        <w:numPr>
+          <w:ilvl w:val="1"/>
+          <w:numId w:val="2"/>
+        </w:numPr>
+        <w:spacing w:line="360" w:lineRule="auto"/>
+        <w:jc w:val="both"/>
+      </w:pPr>
+      <w:r>
+        <w:t>Algoritmo 3</w:t>
+      </w:r>
+    </w:p>
+    <w:p>
+      <w:pPr>
+        <w:pStyle w:val="Paragrafoelenco"/>
+        <w:numPr>
+          <w:ilvl w:val="1"/>
+          <w:numId w:val="2"/>
+        </w:numPr>
+        <w:spacing w:line="360" w:lineRule="auto"/>
+        <w:jc w:val="both"/>
+      </w:pPr>
+      <w:r>
+        <w:t>Algoritmo 4 con</w:t>
+      </w:r>
+    </w:p>
+    <w:p>
+      <w:pPr>
+        <w:pStyle w:val="Paragrafoelenco"/>
+        <w:numPr>
+          <w:ilvl w:val="2"/>
+          <w:numId w:val="2"/>
+        </w:numPr>
+        <w:spacing w:line="360" w:lineRule="auto"/>
+        <w:jc w:val="both"/>
+      </w:pPr>
+      <w:r>
+        <w:t>PLI rilassato</w:t>
+      </w:r>
+    </w:p>
+    <w:p>
+      <w:pPr>
+        <w:pStyle w:val="Paragrafoelenco"/>
+        <w:numPr>
+          <w:ilvl w:val="2"/>
+          <w:numId w:val="2"/>
+        </w:numPr>
+        <w:spacing w:line="360" w:lineRule="auto"/>
+        <w:jc w:val="both"/>
+      </w:pPr>
+      <w:r>
+        <w:t>PLI rilassato con Odd Cycle Inequalities</w:t>
+      </w:r>
+    </w:p>
+    <w:p>
+      <w:pPr>
+        <w:pStyle w:val="Paragrafoelenco"/>
+        <w:numPr>
+          <w:ilvl w:val="2"/>
+          <w:numId w:val="2"/>
+        </w:numPr>
+        <w:spacing w:line="360" w:lineRule="auto"/>
+        <w:jc w:val="both"/>
+      </w:pPr>
+      <w:r>
+        <w:t>PLI rilassato con Clique Inequalities</w:t>
+      </w:r>
+    </w:p>
+    <w:p>
+      <w:pPr>
+        <w:pStyle w:val="Paragrafoelenco"/>
+        <w:numPr>
+          <w:ilvl w:val="2"/>
+          <w:numId w:val="2"/>
+        </w:numPr>
+        <w:spacing w:line="360" w:lineRule="auto"/>
+        <w:jc w:val="both"/>
+      </w:pPr>
+      <w:r>
+        <w:t>PLI rilassato con Odd Cycle e Clique Inqualities</w:t>
+      </w:r>
+    </w:p>
+    <w:p>
+      <w:pPr>
+        <w:pStyle w:val="Paragrafoelenco"/>
+        <w:numPr>
+          <w:ilvl w:val="1"/>
+          <w:numId w:val="2"/>
+        </w:numPr>
+        <w:spacing w:line="360" w:lineRule="auto"/>
+        <w:jc w:val="both"/>
+      </w:pPr>
+      <w:r>
+        <w:t>Algoritmo 5</w:t>
+      </w:r>
+    </w:p>
+    <w:p>
+      <w:pPr>
+        <w:pStyle w:val="Paragrafoelenco"/>
+        <w:numPr>
+          <w:ilvl w:val="0"/>
+          <w:numId w:val="2"/>
+        </w:numPr>
+        <w:spacing w:line="360" w:lineRule="auto"/>
+        <w:jc w:val="both"/>
+      </w:pPr>
+      <w:r>
+        <w:t>Caso vertex cover pesato</w:t>
+      </w:r>
+    </w:p>
+    <w:p>
+      <w:pPr>
+        <w:pStyle w:val="Paragrafoelenco"/>
+        <w:numPr>
+          <w:ilvl w:val="1"/>
+          <w:numId w:val="2"/>
+        </w:numPr>
+        <w:spacing w:line="360" w:lineRule="auto"/>
+        <w:jc w:val="both"/>
+      </w:pPr>
+      <w:r>
+        <w:t>Modello di PLI standard</w:t>
+      </w:r>
+    </w:p>
+    <w:p>
+      <w:pPr>
+        <w:pStyle w:val="Paragrafoelenco"/>
+        <w:numPr>
+          <w:ilvl w:val="1"/>
+          <w:numId w:val="2"/>
+        </w:numPr>
+        <w:spacing w:line="360" w:lineRule="auto"/>
+        <w:jc w:val="both"/>
+      </w:pPr>
+      <w:r>
+        <w:t>Modello di PLI con Odd Cycle Inequalities</w:t>
+      </w:r>
+    </w:p>
+    <w:p>
+      <w:pPr>
+        <w:pStyle w:val="Paragrafoelenco"/>
+        <w:numPr>
+          <w:ilvl w:val="1"/>
+          <w:numId w:val="2"/>
+        </w:numPr>
+        <w:spacing w:line="360" w:lineRule="auto"/>
+        <w:jc w:val="both"/>
+      </w:pPr>
+      <w:r>
+        <w:t>Modello PLI con Clique Inequalities</w:t>
+      </w:r>
+    </w:p>
+    <w:p>
+      <w:pPr>
+        <w:pStyle w:val="Paragrafoelenco"/>
+        <w:numPr>
+          <w:ilvl w:val="1"/>
+          <w:numId w:val="2"/>
+        </w:numPr>
+        <w:spacing w:line="360" w:lineRule="auto"/>
+        <w:jc w:val="both"/>
+      </w:pPr>
+      <w:r>
+        <w:t>Modello PLI con Odd Cycle e Clique Inequalities</w:t>
+      </w:r>
+    </w:p>
+    <w:p>
+      <w:pPr>
+        <w:pStyle w:val="Paragrafoelenco"/>
+        <w:numPr>
+          <w:ilvl w:val="1"/>
+          <w:numId w:val="2"/>
+        </w:numPr>
+        <w:spacing w:line="360" w:lineRule="auto"/>
+        <w:jc w:val="both"/>
+      </w:pPr>
+      <w:r>
+        <w:t>Algoritmo 1</w:t>
+      </w:r>
+    </w:p>
+    <w:p>
+      <w:pPr>
+        <w:pStyle w:val="Paragrafoelenco"/>
+        <w:numPr>
+          <w:ilvl w:val="1"/>
+          <w:numId w:val="2"/>
+        </w:numPr>
+        <w:spacing w:line="360" w:lineRule="auto"/>
+        <w:jc w:val="both"/>
+      </w:pPr>
+      <w:r>
+        <w:t>Algoritmo 2</w:t>
+      </w:r>
+    </w:p>
+    <w:p>
+      <w:pPr>
+        <w:pStyle w:val="Paragrafoelenco"/>
+        <w:numPr>
+          <w:ilvl w:val="1"/>
+          <w:numId w:val="2"/>
+        </w:numPr>
+        <w:spacing w:line="360" w:lineRule="auto"/>
+        <w:jc w:val="both"/>
+      </w:pPr>
+      <w:r>
+        <w:t>Algoritmo 3</w:t>
+      </w:r>
+    </w:p>
+    <w:p>
+      <w:pPr>
+        <w:pStyle w:val="Paragrafoelenco"/>
+        <w:numPr>
+          <w:ilvl w:val="1"/>
+          <w:numId w:val="2"/>
+        </w:numPr>
+        <w:spacing w:line="360" w:lineRule="auto"/>
+        <w:jc w:val="both"/>
+      </w:pPr>
+      <w:r>
+        <w:t>Algoritmo 4 con</w:t>
+      </w:r>
+    </w:p>
+    <w:p>
+      <w:pPr>
+        <w:pStyle w:val="Paragrafoelenco"/>
+        <w:numPr>
+          <w:ilvl w:val="2"/>
+          <w:numId w:val="2"/>
+        </w:numPr>
+        <w:spacing w:line="360" w:lineRule="auto"/>
+        <w:jc w:val="both"/>
+      </w:pPr>
+      <w:r>
+        <w:t>PLI rilassato</w:t>
+      </w:r>
+    </w:p>
+    <w:p>
+      <w:pPr>
+        <w:pStyle w:val="Paragrafoelenco"/>
+        <w:numPr>
+          <w:ilvl w:val="2"/>
+          <w:numId w:val="2"/>
+        </w:numPr>
+        <w:spacing w:line="360" w:lineRule="auto"/>
+        <w:jc w:val="both"/>
+      </w:pPr>
+      <w:r>
+        <w:t>PLI rilassato con Odd Cycle Inequalities</w:t>
+      </w:r>
+    </w:p>
+    <w:p>
+      <w:pPr>
+        <w:pStyle w:val="Paragrafoelenco"/>
+        <w:numPr>
+          <w:ilvl w:val="2"/>
+          <w:numId w:val="2"/>
+        </w:numPr>
+        <w:spacing w:line="360" w:lineRule="auto"/>
+        <w:jc w:val="both"/>
+      </w:pPr>
+      <w:r>
+        <w:t>PLI rilassato con Clique Inequalities</w:t>
+      </w:r>
+    </w:p>
+    <w:p>
+      <w:pPr>
+        <w:pStyle w:val="Paragrafoelenco"/>
+        <w:numPr>
+          <w:ilvl w:val="2"/>
+          <w:numId w:val="2"/>
+        </w:numPr>
+        <w:spacing w:line="360" w:lineRule="auto"/>
+        <w:jc w:val="both"/>
+      </w:pPr>
+      <w:r>
+        <w:t>PLI rilassato con Odd Cycle e Clique Inqualities</w:t>
+      </w:r>
+    </w:p>
+    <w:p>
+      <w:pPr>
+        <w:pStyle w:val="Paragrafoelenco"/>
+        <w:numPr>
+          <w:ilvl w:val="1"/>
+          <w:numId w:val="2"/>
+        </w:numPr>
+        <w:spacing w:line="360" w:lineRule="auto"/>
+        <w:jc w:val="both"/>
+      </w:pPr>
+      <w:r>
+        <w:t>Algoritmo 5</w:t>
+      </w:r>
+    </w:p>
+    <w:p>
+      <w:pPr>
+        <w:spacing w:line="360" w:lineRule="auto"/>
+        <w:jc w:val="both"/>
+      </w:pPr>
+    </w:p>
+    <w:p>
+      <w:pPr>
+        <w:spacing w:line="360" w:lineRule="auto"/>
+        <w:jc w:val="both"/>
+      </w:pPr>
+      <w:r>
+        <w:lastRenderedPageBreak/>
+        <w:t>Solver da valutare:</w:t>
+      </w:r>
+    </w:p>
+    <w:p>
+      <w:pPr>
+        <w:pStyle w:val="Paragrafoelenco"/>
+        <w:numPr>
+          <w:ilvl w:val="0"/>
+          <w:numId w:val="2"/>
+        </w:numPr>
+        <w:spacing w:line="360" w:lineRule="auto"/>
+        <w:jc w:val="both"/>
+      </w:pPr>
+      <w:r>
+        <w:t>Gurobi</w:t>
+      </w:r>
+    </w:p>
+    <w:p>
+      <w:pPr>
+        <w:pStyle w:val="Paragrafoelenco"/>
+        <w:numPr>
+          <w:ilvl w:val="0"/>
+          <w:numId w:val="2"/>
+        </w:numPr>
+        <w:spacing w:line="360" w:lineRule="auto"/>
+        <w:jc w:val="both"/>
+      </w:pPr>
+      <w:r>
+        <w:t>Cplex</w:t>
+      </w:r>
+    </w:p>
+    <w:p>
+      <w:pPr>
+        <w:pStyle w:val="Paragrafoelenco"/>
+        <w:numPr>
+          <w:ilvl w:val="0"/>
+          <w:numId w:val="2"/>
+        </w:numPr>
+        <w:spacing w:line="360" w:lineRule="auto"/>
+        <w:jc w:val="both"/>
+      </w:pPr>
+      <w:r>
+        <w:t>Highs</w:t>
+      </w:r>
+    </w:p>
+    <w:p>
+      <w:pPr>
+        <w:pStyle w:val="Paragrafoelenco"/>
+        <w:numPr>
+          <w:ilvl w:val="0"/>
+          <w:numId w:val="2"/>
+        </w:numPr>
+        <w:spacing w:line="360" w:lineRule="auto"/>
+        <w:jc w:val="both"/>
+      </w:pPr>
+      <w:r>
+        <w:t>Scip</w:t>
       </w:r>
     </w:p>
     <w:p>
@@ -958,6 +1528,76 @@
       <w:pPr>
         <w:pStyle w:val="Paragrafoelenco"/>
         <w:numPr>
+          <w:ilvl w:val="1"/>
+          <w:numId w:val="2"/>
+        </w:numPr>
+        <w:spacing w:line="360" w:lineRule="auto"/>
+        <w:jc w:val="both"/>
+      </w:pPr>
+      <w:r>
+        <w:t>50</w:t>
+      </w:r>
+    </w:p>
+    <w:p>
+      <w:pPr>
+        <w:pStyle w:val="Paragrafoelenco"/>
+        <w:numPr>
+          <w:ilvl w:val="1"/>
+          <w:numId w:val="2"/>
+        </w:numPr>
+        <w:spacing w:line="360" w:lineRule="auto"/>
+        <w:jc w:val="both"/>
+      </w:pPr>
+      <w:r>
+        <w:t>100</w:t>
+      </w:r>
+    </w:p>
+    <w:p>
+      <w:pPr>
+        <w:pStyle w:val="Paragrafoelenco"/>
+        <w:numPr>
+          <w:ilvl w:val="1"/>
+          <w:numId w:val="2"/>
+        </w:numPr>
+        <w:spacing w:line="360" w:lineRule="auto"/>
+        <w:jc w:val="both"/>
+      </w:pPr>
+      <w:r>
+        <w:t>200</w:t>
+      </w:r>
+    </w:p>
+    <w:p>
+      <w:pPr>
+        <w:pStyle w:val="Paragrafoelenco"/>
+        <w:numPr>
+          <w:ilvl w:val="1"/>
+          <w:numId w:val="2"/>
+        </w:numPr>
+        <w:spacing w:line="360" w:lineRule="auto"/>
+        <w:jc w:val="both"/>
+      </w:pPr>
+      <w:r>
+        <w:t>400</w:t>
+      </w:r>
+    </w:p>
+    <w:p>
+      <w:pPr>
+        <w:pStyle w:val="Paragrafoelenco"/>
+        <w:numPr>
+          <w:ilvl w:val="1"/>
+          <w:numId w:val="2"/>
+        </w:numPr>
+        <w:spacing w:line="360" w:lineRule="auto"/>
+        <w:jc w:val="both"/>
+      </w:pPr>
+      <w:r>
+        <w:t>800</w:t>
+      </w:r>
+    </w:p>
+    <w:p>
+      <w:pPr>
+        <w:pStyle w:val="Paragrafoelenco"/>
+        <w:numPr>
           <w:ilvl w:val="0"/>
           <w:numId w:val="2"/>
         </w:numPr>
@@ -970,6 +1610,107 @@
     </w:p>
     <w:p>
       <w:pPr>
+        <w:pStyle w:val="Paragrafoelenco"/>
+        <w:numPr>
+          <w:ilvl w:val="1"/>
+          <w:numId w:val="2"/>
+        </w:numPr>
+        <w:spacing w:line="360" w:lineRule="auto"/>
+        <w:jc w:val="both"/>
+      </w:pPr>
+      <w:r>
+        <w:t>0.2</w:t>
+      </w:r>
+    </w:p>
+    <w:p>
+      <w:pPr>
+        <w:pStyle w:val="Paragrafoelenco"/>
+        <w:numPr>
+          <w:ilvl w:val="1"/>
+          <w:numId w:val="2"/>
+        </w:numPr>
+        <w:spacing w:line="360" w:lineRule="auto"/>
+        <w:jc w:val="both"/>
+      </w:pPr>
+      <w:r>
+        <w:t>0.5</w:t>
+      </w:r>
+    </w:p>
+    <w:p>
+      <w:pPr>
+        <w:pStyle w:val="Paragrafoelenco"/>
+        <w:numPr>
+          <w:ilvl w:val="1"/>
+          <w:numId w:val="2"/>
+        </w:numPr>
+        <w:spacing w:line="360" w:lineRule="auto"/>
+        <w:jc w:val="both"/>
+      </w:pPr>
+      <w:r>
+        <w:t>0.8</w:t>
+      </w:r>
+    </w:p>
+    <w:p>
+      <w:pPr>
+        <w:pStyle w:val="Paragrafoelenco"/>
+        <w:numPr>
+          <w:ilvl w:val="0"/>
+          <w:numId w:val="2"/>
+        </w:numPr>
+        <w:spacing w:line="360" w:lineRule="auto"/>
+        <w:jc w:val="both"/>
+      </w:pPr>
+      <w:r>
+        <w:t>Grado massimo di un vertice</w:t>
+      </w:r>
+      <w:r>
+        <w:t xml:space="preserve"> (Parametro di eterogeneità di grado=</w:t>
+      </w:r>
+    </w:p>
+    <w:p>
+      <w:pPr>
+        <w:pStyle w:val="Paragrafoelenco"/>
+        <w:numPr>
+          <w:ilvl w:val="1"/>
+          <w:numId w:val="2"/>
+        </w:numPr>
+        <w:spacing w:line="360" w:lineRule="auto"/>
+        <w:jc w:val="both"/>
+      </w:pPr>
+      <w:r>
+        <w:t>1</w:t>
+      </w:r>
+    </w:p>
+    <w:p>
+      <w:pPr>
+        <w:pStyle w:val="Paragrafoelenco"/>
+        <w:numPr>
+          <w:ilvl w:val="1"/>
+          <w:numId w:val="2"/>
+        </w:numPr>
+        <w:spacing w:line="360" w:lineRule="auto"/>
+        <w:jc w:val="both"/>
+      </w:pPr>
+      <w:r>
+        <w:t>Tra 1.2 e 1.6</w:t>
+      </w:r>
+    </w:p>
+    <w:p>
+      <w:pPr>
+        <w:pStyle w:val="Paragrafoelenco"/>
+        <w:numPr>
+          <w:ilvl w:val="1"/>
+          <w:numId w:val="2"/>
+        </w:numPr>
+        <w:spacing w:line="360" w:lineRule="auto"/>
+        <w:jc w:val="both"/>
+      </w:pPr>
+      <w:r>
+        <w:t>Maggiore di 2</w:t>
+      </w:r>
+    </w:p>
+    <w:p>
+      <w:pPr>
         <w:spacing w:line="360" w:lineRule="auto"/>
         <w:jc w:val="both"/>
       </w:pPr>
@@ -1032,6 +1773,76 @@
       <w:pPr>
         <w:pStyle w:val="Paragrafoelenco"/>
         <w:numPr>
+          <w:ilvl w:val="1"/>
+          <w:numId w:val="2"/>
+        </w:numPr>
+        <w:spacing w:line="360" w:lineRule="auto"/>
+        <w:jc w:val="both"/>
+      </w:pPr>
+      <w:r>
+        <w:t>50</w:t>
+      </w:r>
+    </w:p>
+    <w:p>
+      <w:pPr>
+        <w:pStyle w:val="Paragrafoelenco"/>
+        <w:numPr>
+          <w:ilvl w:val="1"/>
+          <w:numId w:val="2"/>
+        </w:numPr>
+        <w:spacing w:line="360" w:lineRule="auto"/>
+        <w:jc w:val="both"/>
+      </w:pPr>
+      <w:r>
+        <w:t>100</w:t>
+      </w:r>
+    </w:p>
+    <w:p>
+      <w:pPr>
+        <w:pStyle w:val="Paragrafoelenco"/>
+        <w:numPr>
+          <w:ilvl w:val="1"/>
+          <w:numId w:val="2"/>
+        </w:numPr>
+        <w:spacing w:line="360" w:lineRule="auto"/>
+        <w:jc w:val="both"/>
+      </w:pPr>
+      <w:r>
+        <w:t>200</w:t>
+      </w:r>
+    </w:p>
+    <w:p>
+      <w:pPr>
+        <w:pStyle w:val="Paragrafoelenco"/>
+        <w:numPr>
+          <w:ilvl w:val="1"/>
+          <w:numId w:val="2"/>
+        </w:numPr>
+        <w:spacing w:line="360" w:lineRule="auto"/>
+        <w:jc w:val="both"/>
+      </w:pPr>
+      <w:r>
+        <w:t>400</w:t>
+      </w:r>
+    </w:p>
+    <w:p>
+      <w:pPr>
+        <w:pStyle w:val="Paragrafoelenco"/>
+        <w:numPr>
+          <w:ilvl w:val="1"/>
+          <w:numId w:val="2"/>
+        </w:numPr>
+        <w:spacing w:line="360" w:lineRule="auto"/>
+        <w:jc w:val="both"/>
+      </w:pPr>
+      <w:r>
+        <w:t>800</w:t>
+      </w:r>
+    </w:p>
+    <w:p>
+      <w:pPr>
+        <w:pStyle w:val="Paragrafoelenco"/>
+        <w:numPr>
           <w:ilvl w:val="0"/>
           <w:numId w:val="2"/>
         </w:numPr>
@@ -1046,6 +1857,49 @@
       <w:pPr>
         <w:pStyle w:val="Paragrafoelenco"/>
         <w:numPr>
+          <w:ilvl w:val="1"/>
+          <w:numId w:val="2"/>
+        </w:numPr>
+        <w:spacing w:line="360" w:lineRule="auto"/>
+        <w:jc w:val="both"/>
+      </w:pPr>
+      <w:r>
+        <w:lastRenderedPageBreak/>
+        <w:t>0.2</w:t>
+      </w:r>
+    </w:p>
+    <w:p>
+      <w:pPr>
+        <w:pStyle w:val="Paragrafoelenco"/>
+        <w:numPr>
+          <w:ilvl w:val="1"/>
+          <w:numId w:val="2"/>
+        </w:numPr>
+        <w:spacing w:line="360" w:lineRule="auto"/>
+        <w:jc w:val="both"/>
+      </w:pPr>
+      <w:r>
+        <w:t>0.5</w:t>
+      </w:r>
+    </w:p>
+    <w:p>
+      <w:pPr>
+        <w:pStyle w:val="Paragrafoelenco"/>
+        <w:numPr>
+          <w:ilvl w:val="1"/>
+          <w:numId w:val="2"/>
+        </w:numPr>
+        <w:spacing w:line="360" w:lineRule="auto"/>
+        <w:jc w:val="both"/>
+      </w:pPr>
+      <w:r>
+        <w:t>0.8</w:t>
+      </w:r>
+    </w:p>
+    <w:p>
+      <w:pPr>
+        <w:pStyle w:val="Paragrafoelenco"/>
+        <w:numPr>
           <w:ilvl w:val="0"/>
           <w:numId w:val="2"/>
         </w:numPr>
@@ -1060,42 +1914,98 @@
       <w:pPr>
         <w:pStyle w:val="Paragrafoelenco"/>
         <w:numPr>
-          <w:ilvl w:val="0"/>
-          <w:numId w:val="2"/>
-        </w:numPr>
-        <w:spacing w:line="360" w:lineRule="auto"/>
-        <w:jc w:val="both"/>
-      </w:pPr>
-      <w:r>
-        <w:t>Grado di un vertice direttamente proporzionale al suo peso</w:t>
-      </w:r>
-    </w:p>
-    <w:p>
-      <w:pPr>
-        <w:pStyle w:val="Paragrafoelenco"/>
-        <w:numPr>
-          <w:ilvl w:val="0"/>
-          <w:numId w:val="2"/>
-        </w:numPr>
-        <w:spacing w:line="360" w:lineRule="auto"/>
-        <w:jc w:val="both"/>
-      </w:pPr>
-      <w:r>
-        <w:t>Grado di un vertice inversamente proporzionale al suo peso</w:t>
-      </w:r>
-    </w:p>
-    <w:p>
-      <w:pPr>
-        <w:pStyle w:val="Paragrafoelenco"/>
-        <w:numPr>
-          <w:ilvl w:val="0"/>
-          <w:numId w:val="2"/>
-        </w:numPr>
-        <w:spacing w:line="360" w:lineRule="auto"/>
-        <w:jc w:val="both"/>
-      </w:pPr>
-      <w:r>
-        <w:t>Grado di un vertice e suo peso scorrelati</w:t>
+          <w:ilvl w:val="1"/>
+          <w:numId w:val="2"/>
+        </w:numPr>
+        <w:spacing w:line="360" w:lineRule="auto"/>
+        <w:jc w:val="both"/>
+      </w:pPr>
+      <w:r>
+        <w:t>10</w:t>
+      </w:r>
+    </w:p>
+    <w:p>
+      <w:pPr>
+        <w:pStyle w:val="Paragrafoelenco"/>
+        <w:numPr>
+          <w:ilvl w:val="1"/>
+          <w:numId w:val="2"/>
+        </w:numPr>
+        <w:spacing w:line="360" w:lineRule="auto"/>
+        <w:jc w:val="both"/>
+      </w:pPr>
+      <w:r>
+        <w:t>1000</w:t>
+      </w:r>
+    </w:p>
+    <w:p>
+      <w:pPr>
+        <w:pStyle w:val="Paragrafoelenco"/>
+        <w:numPr>
+          <w:ilvl w:val="1"/>
+          <w:numId w:val="2"/>
+        </w:numPr>
+        <w:spacing w:line="360" w:lineRule="auto"/>
+        <w:jc w:val="both"/>
+      </w:pPr>
+      <w:r>
+        <w:t>10000</w:t>
+      </w:r>
+    </w:p>
+    <w:p>
+      <w:pPr>
+        <w:pStyle w:val="Paragrafoelenco"/>
+        <w:numPr>
+          <w:ilvl w:val="0"/>
+          <w:numId w:val="2"/>
+        </w:numPr>
+        <w:spacing w:line="360" w:lineRule="auto"/>
+        <w:jc w:val="both"/>
+      </w:pPr>
+      <w:r>
+        <w:t>Coefficiente di correlazione di Spearman tra grado e peso di un vertice:</w:t>
+      </w:r>
+    </w:p>
+    <w:p>
+      <w:pPr>
+        <w:pStyle w:val="Paragrafoelenco"/>
+        <w:numPr>
+          <w:ilvl w:val="1"/>
+          <w:numId w:val="2"/>
+        </w:numPr>
+        <w:spacing w:line="360" w:lineRule="auto"/>
+        <w:jc w:val="both"/>
+      </w:pPr>
+      <w:r>
+        <w:t>-1</w:t>
+      </w:r>
+    </w:p>
+    <w:p>
+      <w:pPr>
+        <w:pStyle w:val="Paragrafoelenco"/>
+        <w:numPr>
+          <w:ilvl w:val="1"/>
+          <w:numId w:val="2"/>
+        </w:numPr>
+        <w:spacing w:line="360" w:lineRule="auto"/>
+        <w:jc w:val="both"/>
+      </w:pPr>
+      <w:r>
+        <w:t>0</w:t>
+      </w:r>
+    </w:p>
+    <w:p>
+      <w:pPr>
+        <w:pStyle w:val="Paragrafoelenco"/>
+        <w:numPr>
+          <w:ilvl w:val="1"/>
+          <w:numId w:val="2"/>
+        </w:numPr>
+        <w:spacing w:line="360" w:lineRule="auto"/>
+        <w:jc w:val="both"/>
+      </w:pPr>
+      <w:r>
+        <w:t>1</w:t>
       </w:r>
     </w:p>
     <w:p>
@@ -1118,7 +2028,6 @@
         <w:jc w:val="both"/>
       </w:pPr>
       <w:r>
-        <w:lastRenderedPageBreak/>
         <w:t>Tempo di calcolo</w:t>
       </w:r>
     </w:p>
@@ -1288,7 +2197,7 @@
         <w:rFonts w:ascii="Courier New" w:hAnsi="Courier New" w:cs="Courier New" w:hint="default"/>
       </w:rPr>
     </w:lvl>
-    <w:lvl w:ilvl="2" w:tplc="04100005" w:tentative="1">
+    <w:lvl w:ilvl="2" w:tplc="04100005">
       <w:start w:val="1"/>
       <w:numFmt w:val="bullet"/>
       <w:lvlText w:val=""/>

--- a/Progetto_0386492.docx
+++ b/Progetto_0386492.docx
@@ -150,7 +150,15 @@
         <w:jc w:val="both"/>
       </w:pPr>
       <w:r>
-        <w:t>Poi si vuole vedere se mettendo tutti i pesi a 1 dei nodi → gli algoritmi per il pesato vanno meglio o peggio degli algoritmi per non pesati.</w:t>
+        <w:t xml:space="preserve">Poi si vuole vedere se mettendo tutti i </w:t>
+      </w:r>
+      <w:proofErr w:type="spellStart"/>
+      <w:r>
+        <w:t>pesi</w:t>
+      </w:r>
+      <w:proofErr w:type="spellEnd"/>
+      <w:r>
+        <w:t xml:space="preserve"> a 1 dei nodi → gli algoritmi per il pesato vanno meglio o peggio degli algoritmi per non pesati.</w:t>
       </w:r>
     </w:p>
     <w:p>
@@ -409,9 +417,11 @@
         <w:spacing w:line="360" w:lineRule="auto"/>
         <w:jc w:val="both"/>
       </w:pPr>
+      <w:proofErr w:type="spellStart"/>
       <w:r>
         <w:t>Gurobi</w:t>
       </w:r>
+      <w:proofErr w:type="spellEnd"/>
     </w:p>
     <w:p>
       <w:pPr>
@@ -426,96 +436,6 @@
       <w:r>
         <w:t>Licenza universitaria</w:t>
       </w:r>
-    </w:p>
-    <w:p>
-      <w:pPr>
-        <w:pStyle w:val="Paragrafoelenco"/>
-        <w:numPr>
-          <w:ilvl w:val="0"/>
-          <w:numId w:val="1"/>
-        </w:numPr>
-        <w:spacing w:line="360" w:lineRule="auto"/>
-        <w:jc w:val="both"/>
-      </w:pPr>
-      <w:r>
-        <w:t>Cplex</w:t>
-      </w:r>
-    </w:p>
-    <w:p>
-      <w:pPr>
-        <w:pStyle w:val="Paragrafoelenco"/>
-        <w:numPr>
-          <w:ilvl w:val="1"/>
-          <w:numId w:val="1"/>
-        </w:numPr>
-        <w:spacing w:line="360" w:lineRule="auto"/>
-        <w:jc w:val="both"/>
-      </w:pPr>
-      <w:r>
-        <w:t>Licenza universitaria</w:t>
-      </w:r>
-    </w:p>
-    <w:p>
-      <w:pPr>
-        <w:pStyle w:val="Paragrafoelenco"/>
-        <w:numPr>
-          <w:ilvl w:val="0"/>
-          <w:numId w:val="1"/>
-        </w:numPr>
-        <w:spacing w:line="360" w:lineRule="auto"/>
-        <w:jc w:val="both"/>
-      </w:pPr>
-      <w:r>
-        <w:t>SCIP</w:t>
-      </w:r>
-    </w:p>
-    <w:p>
-      <w:pPr>
-        <w:pStyle w:val="Paragrafoelenco"/>
-        <w:numPr>
-          <w:ilvl w:val="1"/>
-          <w:numId w:val="1"/>
-        </w:numPr>
-        <w:spacing w:line="360" w:lineRule="auto"/>
-        <w:jc w:val="both"/>
-      </w:pPr>
-      <w:r>
-        <w:t>Senza licenza</w:t>
-      </w:r>
-    </w:p>
-    <w:p>
-      <w:pPr>
-        <w:pStyle w:val="Paragrafoelenco"/>
-        <w:numPr>
-          <w:ilvl w:val="0"/>
-          <w:numId w:val="1"/>
-        </w:numPr>
-        <w:spacing w:line="360" w:lineRule="auto"/>
-        <w:jc w:val="both"/>
-      </w:pPr>
-      <w:r>
-        <w:t>HIGHS</w:t>
-      </w:r>
-    </w:p>
-    <w:p>
-      <w:pPr>
-        <w:pStyle w:val="Paragrafoelenco"/>
-        <w:numPr>
-          <w:ilvl w:val="1"/>
-          <w:numId w:val="1"/>
-        </w:numPr>
-        <w:spacing w:line="360" w:lineRule="auto"/>
-        <w:jc w:val="both"/>
-      </w:pPr>
-      <w:r>
-        <w:t>Open Source</w:t>
-      </w:r>
-    </w:p>
-    <w:p>
-      <w:pPr>
-        <w:spacing w:line="360" w:lineRule="auto"/>
-        <w:jc w:val="both"/>
-      </w:pPr>
     </w:p>
     <w:p>
       <w:pPr>
@@ -657,8 +577,21 @@
         <w:spacing w:line="360" w:lineRule="auto"/>
         <w:jc w:val="both"/>
       </w:pPr>
-      <w:r>
-        <w:t>Doubling and rounding down</w:t>
+      <w:proofErr w:type="spellStart"/>
+      <w:r>
+        <w:t>Doubling</w:t>
+      </w:r>
+      <w:proofErr w:type="spellEnd"/>
+      <w:r>
+        <w:t xml:space="preserve"> and </w:t>
+      </w:r>
+      <w:proofErr w:type="spellStart"/>
+      <w:r>
+        <w:t>rounding</w:t>
+      </w:r>
+      <w:proofErr w:type="spellEnd"/>
+      <w:r>
+        <w:t xml:space="preserve"> down</w:t>
       </w:r>
     </w:p>
     <w:p>
@@ -829,7 +762,6 @@
         <w:jc w:val="both"/>
       </w:pPr>
       <w:r>
-        <w:lastRenderedPageBreak/>
         <w:t>Versione pesata (</w:t>
       </w:r>
       <w:r>
@@ -880,120 +812,6 @@
     <w:p>
       <w:pPr>
         <w:spacing w:line="360" w:lineRule="auto"/>
-        <w:jc w:val="both"/>
-      </w:pPr>
-    </w:p>
-    <w:p>
-      <w:pPr>
-        <w:spacing w:line="360" w:lineRule="auto"/>
-        <w:jc w:val="both"/>
-      </w:pPr>
-    </w:p>
-    <w:p>
-      <w:pPr>
-        <w:spacing w:line="360" w:lineRule="auto"/>
-        <w:jc w:val="both"/>
-      </w:pPr>
-    </w:p>
-    <w:p>
-      <w:pPr>
-        <w:spacing w:line="360" w:lineRule="auto"/>
-        <w:jc w:val="both"/>
-      </w:pPr>
-    </w:p>
-    <w:p>
-      <w:pPr>
-        <w:spacing w:line="360" w:lineRule="auto"/>
-        <w:jc w:val="both"/>
-      </w:pPr>
-    </w:p>
-    <w:p>
-      <w:pPr>
-        <w:spacing w:line="360" w:lineRule="auto"/>
-        <w:jc w:val="both"/>
-      </w:pPr>
-    </w:p>
-    <w:p>
-      <w:pPr>
-        <w:spacing w:line="360" w:lineRule="auto"/>
-        <w:jc w:val="both"/>
-      </w:pPr>
-    </w:p>
-    <w:p>
-      <w:pPr>
-        <w:spacing w:line="360" w:lineRule="auto"/>
-        <w:jc w:val="both"/>
-      </w:pPr>
-    </w:p>
-    <w:p>
-      <w:pPr>
-        <w:spacing w:line="360" w:lineRule="auto"/>
-        <w:jc w:val="both"/>
-      </w:pPr>
-    </w:p>
-    <w:p>
-      <w:pPr>
-        <w:spacing w:line="360" w:lineRule="auto"/>
-        <w:jc w:val="both"/>
-      </w:pPr>
-    </w:p>
-    <w:p>
-      <w:pPr>
-        <w:spacing w:line="360" w:lineRule="auto"/>
-        <w:jc w:val="both"/>
-      </w:pPr>
-    </w:p>
-    <w:p>
-      <w:pPr>
-        <w:spacing w:line="360" w:lineRule="auto"/>
-        <w:jc w:val="both"/>
-      </w:pPr>
-    </w:p>
-    <w:p>
-      <w:pPr>
-        <w:spacing w:line="360" w:lineRule="auto"/>
-        <w:jc w:val="both"/>
-      </w:pPr>
-    </w:p>
-    <w:p>
-      <w:pPr>
-        <w:spacing w:line="360" w:lineRule="auto"/>
-        <w:jc w:val="both"/>
-      </w:pPr>
-    </w:p>
-    <w:p>
-      <w:pPr>
-        <w:spacing w:line="360" w:lineRule="auto"/>
-        <w:jc w:val="both"/>
-      </w:pPr>
-    </w:p>
-    <w:p>
-      <w:pPr>
-        <w:spacing w:line="360" w:lineRule="auto"/>
-        <w:jc w:val="both"/>
-      </w:pPr>
-    </w:p>
-    <w:p>
-      <w:pPr>
-        <w:spacing w:line="360" w:lineRule="auto"/>
-        <w:jc w:val="both"/>
-      </w:pPr>
-    </w:p>
-    <w:p>
-      <w:pPr>
-        <w:spacing w:line="360" w:lineRule="auto"/>
-        <w:jc w:val="both"/>
-      </w:pPr>
-    </w:p>
-    <w:p>
-      <w:pPr>
-        <w:spacing w:line="360" w:lineRule="auto"/>
-        <w:jc w:val="both"/>
-      </w:pPr>
-    </w:p>
-    <w:p>
-      <w:pPr>
-        <w:spacing w:line="360" w:lineRule="auto"/>
         <w:jc w:val="center"/>
         <w:rPr>
           <w:b/>
@@ -1006,7 +824,14 @@
           <w:bCs/>
         </w:rPr>
         <w:lastRenderedPageBreak/>
-        <w:t>Incipit del progetto</w:t>
+        <w:t>Inci</w:t>
+      </w:r>
+      <w:r>
+        <w:rPr>
+          <w:b/>
+          <w:bCs/>
+        </w:rPr>
+        <w:t>pit del progetto</w:t>
       </w:r>
     </w:p>
     <w:p>
@@ -1076,48 +901,6 @@
         <w:jc w:val="both"/>
       </w:pPr>
       <w:r>
-        <w:t>Modello di PLI con Odd Cycle Inequalities</w:t>
-      </w:r>
-    </w:p>
-    <w:p>
-      <w:pPr>
-        <w:pStyle w:val="Paragrafoelenco"/>
-        <w:numPr>
-          <w:ilvl w:val="1"/>
-          <w:numId w:val="2"/>
-        </w:numPr>
-        <w:spacing w:line="360" w:lineRule="auto"/>
-        <w:jc w:val="both"/>
-      </w:pPr>
-      <w:r>
-        <w:t>Modello PLI con Clique Inequalities</w:t>
-      </w:r>
-    </w:p>
-    <w:p>
-      <w:pPr>
-        <w:pStyle w:val="Paragrafoelenco"/>
-        <w:numPr>
-          <w:ilvl w:val="1"/>
-          <w:numId w:val="2"/>
-        </w:numPr>
-        <w:spacing w:line="360" w:lineRule="auto"/>
-        <w:jc w:val="both"/>
-      </w:pPr>
-      <w:r>
-        <w:t>Modello PLI con Odd Cycle e Clique Inequalities</w:t>
-      </w:r>
-    </w:p>
-    <w:p>
-      <w:pPr>
-        <w:pStyle w:val="Paragrafoelenco"/>
-        <w:numPr>
-          <w:ilvl w:val="1"/>
-          <w:numId w:val="2"/>
-        </w:numPr>
-        <w:spacing w:line="360" w:lineRule="auto"/>
-        <w:jc w:val="both"/>
-      </w:pPr>
-      <w:r>
         <w:t>Algoritmo 1</w:t>
       </w:r>
     </w:p>
@@ -1160,7 +943,10 @@
         <w:jc w:val="both"/>
       </w:pPr>
       <w:r>
-        <w:t>Algoritmo 4 con</w:t>
+        <w:t xml:space="preserve">Algoritmo 4 </w:t>
+      </w:r>
+      <w:r>
+        <w:t>(che si basa sul PLI rilassato)</w:t>
       </w:r>
     </w:p>
     <w:p>
@@ -1173,8 +959,21 @@
         <w:spacing w:line="360" w:lineRule="auto"/>
         <w:jc w:val="both"/>
       </w:pPr>
-      <w:r>
-        <w:t>PLI rilassato</w:t>
+      <w:proofErr w:type="spellStart"/>
+      <w:r>
+        <w:t>Doubling</w:t>
+      </w:r>
+      <w:proofErr w:type="spellEnd"/>
+      <w:r>
+        <w:t xml:space="preserve"> and </w:t>
+      </w:r>
+      <w:proofErr w:type="spellStart"/>
+      <w:r>
+        <w:t>rounding</w:t>
+      </w:r>
+      <w:proofErr w:type="spellEnd"/>
+      <w:r>
+        <w:t xml:space="preserve"> down fatte sul risultato del PLI rilassato</w:t>
       </w:r>
     </w:p>
     <w:p>
@@ -1187,8 +986,165 @@
         <w:spacing w:line="360" w:lineRule="auto"/>
         <w:jc w:val="both"/>
       </w:pPr>
-      <w:r>
-        <w:t>PLI rilassato con Odd Cycle Inequalities</w:t>
+      <w:proofErr w:type="spellStart"/>
+      <w:r>
+        <w:t>Doubling</w:t>
+      </w:r>
+      <w:proofErr w:type="spellEnd"/>
+      <w:r>
+        <w:t xml:space="preserve"> and </w:t>
+      </w:r>
+      <w:proofErr w:type="spellStart"/>
+      <w:r>
+        <w:t>rounding</w:t>
+      </w:r>
+      <w:proofErr w:type="spellEnd"/>
+      <w:r>
+        <w:t xml:space="preserve"> down fatte sul risultato del PLI rilassato + Odd </w:t>
+      </w:r>
+      <w:proofErr w:type="spellStart"/>
+      <w:r>
+        <w:t>Cycle</w:t>
+      </w:r>
+      <w:proofErr w:type="spellEnd"/>
+      <w:r>
+        <w:t xml:space="preserve"> </w:t>
+      </w:r>
+      <w:proofErr w:type="spellStart"/>
+      <w:r>
+        <w:t>Inequalities</w:t>
+      </w:r>
+      <w:proofErr w:type="spellEnd"/>
+    </w:p>
+    <w:p>
+      <w:pPr>
+        <w:pStyle w:val="Paragrafoelenco"/>
+        <w:numPr>
+          <w:ilvl w:val="3"/>
+          <w:numId w:val="2"/>
+        </w:numPr>
+        <w:spacing w:line="360" w:lineRule="auto"/>
+        <w:jc w:val="both"/>
+      </w:pPr>
+      <w:r>
+        <w:t>Aggiunte a priori</w:t>
+      </w:r>
+    </w:p>
+    <w:p>
+      <w:pPr>
+        <w:pStyle w:val="Paragrafoelenco"/>
+        <w:numPr>
+          <w:ilvl w:val="3"/>
+          <w:numId w:val="2"/>
+        </w:numPr>
+        <w:spacing w:line="360" w:lineRule="auto"/>
+        <w:jc w:val="both"/>
+      </w:pPr>
+      <w:r>
+        <w:t xml:space="preserve">Aggiunte a </w:t>
+      </w:r>
+      <w:proofErr w:type="spellStart"/>
+      <w:r>
+        <w:t>runtime</w:t>
+      </w:r>
+      <w:proofErr w:type="spellEnd"/>
+    </w:p>
+    <w:p>
+      <w:pPr>
+        <w:pStyle w:val="Paragrafoelenco"/>
+        <w:numPr>
+          <w:ilvl w:val="1"/>
+          <w:numId w:val="2"/>
+        </w:numPr>
+        <w:spacing w:line="360" w:lineRule="auto"/>
+        <w:jc w:val="both"/>
+      </w:pPr>
+      <w:r>
+        <w:t>Algoritmo 5</w:t>
+      </w:r>
+    </w:p>
+    <w:p>
+      <w:pPr>
+        <w:pStyle w:val="Paragrafoelenco"/>
+        <w:numPr>
+          <w:ilvl w:val="0"/>
+          <w:numId w:val="2"/>
+        </w:numPr>
+        <w:spacing w:line="360" w:lineRule="auto"/>
+        <w:jc w:val="both"/>
+      </w:pPr>
+      <w:r>
+        <w:t>Caso vertex cover pesato</w:t>
+      </w:r>
+    </w:p>
+    <w:p>
+      <w:pPr>
+        <w:pStyle w:val="Paragrafoelenco"/>
+        <w:numPr>
+          <w:ilvl w:val="1"/>
+          <w:numId w:val="2"/>
+        </w:numPr>
+        <w:spacing w:line="360" w:lineRule="auto"/>
+        <w:jc w:val="both"/>
+      </w:pPr>
+      <w:r>
+        <w:t>Modello di PLI standard</w:t>
+      </w:r>
+    </w:p>
+    <w:p>
+      <w:pPr>
+        <w:pStyle w:val="Paragrafoelenco"/>
+        <w:numPr>
+          <w:ilvl w:val="1"/>
+          <w:numId w:val="2"/>
+        </w:numPr>
+        <w:spacing w:line="360" w:lineRule="auto"/>
+        <w:jc w:val="both"/>
+      </w:pPr>
+      <w:r>
+        <w:t>Algoritmo 1</w:t>
+      </w:r>
+    </w:p>
+    <w:p>
+      <w:pPr>
+        <w:pStyle w:val="Paragrafoelenco"/>
+        <w:numPr>
+          <w:ilvl w:val="1"/>
+          <w:numId w:val="2"/>
+        </w:numPr>
+        <w:spacing w:line="360" w:lineRule="auto"/>
+        <w:jc w:val="both"/>
+      </w:pPr>
+      <w:r>
+        <w:t>Algoritmo 2</w:t>
+      </w:r>
+    </w:p>
+    <w:p>
+      <w:pPr>
+        <w:pStyle w:val="Paragrafoelenco"/>
+        <w:numPr>
+          <w:ilvl w:val="1"/>
+          <w:numId w:val="2"/>
+        </w:numPr>
+        <w:spacing w:line="360" w:lineRule="auto"/>
+        <w:jc w:val="both"/>
+      </w:pPr>
+      <w:r>
+        <w:t>Algoritmo 3</w:t>
+      </w:r>
+    </w:p>
+    <w:p>
+      <w:pPr>
+        <w:pStyle w:val="Paragrafoelenco"/>
+        <w:numPr>
+          <w:ilvl w:val="1"/>
+          <w:numId w:val="2"/>
+        </w:numPr>
+        <w:spacing w:line="360" w:lineRule="auto"/>
+        <w:jc w:val="both"/>
+      </w:pPr>
+      <w:r>
+        <w:t>Algoritmo 4 (che si basa sul PLI rilassato)</w:t>
       </w:r>
     </w:p>
     <w:p>
@@ -1201,8 +1157,21 @@
         <w:spacing w:line="360" w:lineRule="auto"/>
         <w:jc w:val="both"/>
       </w:pPr>
-      <w:r>
-        <w:t>PLI rilassato con Clique Inequalities</w:t>
+      <w:proofErr w:type="spellStart"/>
+      <w:r>
+        <w:t>Doubling</w:t>
+      </w:r>
+      <w:proofErr w:type="spellEnd"/>
+      <w:r>
+        <w:t xml:space="preserve"> and </w:t>
+      </w:r>
+      <w:proofErr w:type="spellStart"/>
+      <w:r>
+        <w:t>rounding</w:t>
+      </w:r>
+      <w:proofErr w:type="spellEnd"/>
+      <w:r>
+        <w:t xml:space="preserve"> down fatte sul risultato del PLI rilassato</w:t>
       </w:r>
     </w:p>
     <w:p>
@@ -1215,9 +1184,68 @@
         <w:spacing w:line="360" w:lineRule="auto"/>
         <w:jc w:val="both"/>
       </w:pPr>
-      <w:r>
-        <w:t>PLI rilassato con Odd Cycle e Clique Inqualities</w:t>
-      </w:r>
+      <w:proofErr w:type="spellStart"/>
+      <w:r>
+        <w:t>Doubling</w:t>
+      </w:r>
+      <w:proofErr w:type="spellEnd"/>
+      <w:r>
+        <w:t xml:space="preserve"> and </w:t>
+      </w:r>
+      <w:proofErr w:type="spellStart"/>
+      <w:r>
+        <w:t>rounding</w:t>
+      </w:r>
+      <w:proofErr w:type="spellEnd"/>
+      <w:r>
+        <w:t xml:space="preserve"> down fatte sul risultato del PLI rilassato + Odd </w:t>
+      </w:r>
+      <w:proofErr w:type="spellStart"/>
+      <w:r>
+        <w:t>Cycle</w:t>
+      </w:r>
+      <w:proofErr w:type="spellEnd"/>
+      <w:r>
+        <w:t xml:space="preserve"> </w:t>
+      </w:r>
+      <w:proofErr w:type="spellStart"/>
+      <w:r>
+        <w:t>Inequalities</w:t>
+      </w:r>
+      <w:proofErr w:type="spellEnd"/>
+    </w:p>
+    <w:p>
+      <w:pPr>
+        <w:pStyle w:val="Paragrafoelenco"/>
+        <w:numPr>
+          <w:ilvl w:val="3"/>
+          <w:numId w:val="2"/>
+        </w:numPr>
+        <w:spacing w:line="360" w:lineRule="auto"/>
+        <w:jc w:val="both"/>
+      </w:pPr>
+      <w:r>
+        <w:t>Aggiunte a priori</w:t>
+      </w:r>
+    </w:p>
+    <w:p>
+      <w:pPr>
+        <w:pStyle w:val="Paragrafoelenco"/>
+        <w:numPr>
+          <w:ilvl w:val="3"/>
+          <w:numId w:val="2"/>
+        </w:numPr>
+        <w:spacing w:line="360" w:lineRule="auto"/>
+        <w:jc w:val="both"/>
+      </w:pPr>
+      <w:r>
+        <w:t xml:space="preserve">Aggiunte a </w:t>
+      </w:r>
+      <w:proofErr w:type="spellStart"/>
+      <w:r>
+        <w:t>runtime</w:t>
+      </w:r>
+      <w:proofErr w:type="spellEnd"/>
     </w:p>
     <w:p>
       <w:pPr>
@@ -1235,6 +1263,15 @@
     </w:p>
     <w:p>
       <w:pPr>
+        <w:spacing w:line="360" w:lineRule="auto"/>
+        <w:jc w:val="both"/>
+      </w:pPr>
+      <w:r>
+        <w:t>Solver da valutare:</w:t>
+      </w:r>
+    </w:p>
+    <w:p>
+      <w:pPr>
         <w:pStyle w:val="Paragrafoelenco"/>
         <w:numPr>
           <w:ilvl w:val="0"/>
@@ -1243,197 +1280,25 @@
         <w:spacing w:line="360" w:lineRule="auto"/>
         <w:jc w:val="both"/>
       </w:pPr>
-      <w:r>
-        <w:t>Caso vertex cover pesato</w:t>
-      </w:r>
-    </w:p>
-    <w:p>
-      <w:pPr>
-        <w:pStyle w:val="Paragrafoelenco"/>
-        <w:numPr>
-          <w:ilvl w:val="1"/>
-          <w:numId w:val="2"/>
-        </w:numPr>
-        <w:spacing w:line="360" w:lineRule="auto"/>
-        <w:jc w:val="both"/>
-      </w:pPr>
-      <w:r>
-        <w:t>Modello di PLI standard</w:t>
-      </w:r>
-    </w:p>
-    <w:p>
-      <w:pPr>
-        <w:pStyle w:val="Paragrafoelenco"/>
-        <w:numPr>
-          <w:ilvl w:val="1"/>
-          <w:numId w:val="2"/>
-        </w:numPr>
-        <w:spacing w:line="360" w:lineRule="auto"/>
-        <w:jc w:val="both"/>
-      </w:pPr>
-      <w:r>
-        <w:t>Modello di PLI con Odd Cycle Inequalities</w:t>
-      </w:r>
-    </w:p>
-    <w:p>
-      <w:pPr>
-        <w:pStyle w:val="Paragrafoelenco"/>
-        <w:numPr>
-          <w:ilvl w:val="1"/>
-          <w:numId w:val="2"/>
-        </w:numPr>
-        <w:spacing w:line="360" w:lineRule="auto"/>
-        <w:jc w:val="both"/>
-      </w:pPr>
-      <w:r>
-        <w:t>Modello PLI con Clique Inequalities</w:t>
-      </w:r>
-    </w:p>
-    <w:p>
-      <w:pPr>
-        <w:pStyle w:val="Paragrafoelenco"/>
-        <w:numPr>
-          <w:ilvl w:val="1"/>
-          <w:numId w:val="2"/>
-        </w:numPr>
-        <w:spacing w:line="360" w:lineRule="auto"/>
-        <w:jc w:val="both"/>
-      </w:pPr>
-      <w:r>
-        <w:t>Modello PLI con Odd Cycle e Clique Inequalities</w:t>
-      </w:r>
-    </w:p>
-    <w:p>
-      <w:pPr>
-        <w:pStyle w:val="Paragrafoelenco"/>
-        <w:numPr>
-          <w:ilvl w:val="1"/>
-          <w:numId w:val="2"/>
-        </w:numPr>
-        <w:spacing w:line="360" w:lineRule="auto"/>
-        <w:jc w:val="both"/>
-      </w:pPr>
-      <w:r>
-        <w:t>Algoritmo 1</w:t>
-      </w:r>
-    </w:p>
-    <w:p>
-      <w:pPr>
-        <w:pStyle w:val="Paragrafoelenco"/>
-        <w:numPr>
-          <w:ilvl w:val="1"/>
-          <w:numId w:val="2"/>
-        </w:numPr>
-        <w:spacing w:line="360" w:lineRule="auto"/>
-        <w:jc w:val="both"/>
-      </w:pPr>
-      <w:r>
-        <w:t>Algoritmo 2</w:t>
-      </w:r>
-    </w:p>
-    <w:p>
-      <w:pPr>
-        <w:pStyle w:val="Paragrafoelenco"/>
-        <w:numPr>
-          <w:ilvl w:val="1"/>
-          <w:numId w:val="2"/>
-        </w:numPr>
-        <w:spacing w:line="360" w:lineRule="auto"/>
-        <w:jc w:val="both"/>
-      </w:pPr>
-      <w:r>
-        <w:t>Algoritmo 3</w:t>
-      </w:r>
-    </w:p>
-    <w:p>
-      <w:pPr>
-        <w:pStyle w:val="Paragrafoelenco"/>
-        <w:numPr>
-          <w:ilvl w:val="1"/>
-          <w:numId w:val="2"/>
-        </w:numPr>
-        <w:spacing w:line="360" w:lineRule="auto"/>
-        <w:jc w:val="both"/>
-      </w:pPr>
-      <w:r>
-        <w:t>Algoritmo 4 con</w:t>
-      </w:r>
-    </w:p>
-    <w:p>
-      <w:pPr>
-        <w:pStyle w:val="Paragrafoelenco"/>
-        <w:numPr>
-          <w:ilvl w:val="2"/>
-          <w:numId w:val="2"/>
-        </w:numPr>
-        <w:spacing w:line="360" w:lineRule="auto"/>
-        <w:jc w:val="both"/>
-      </w:pPr>
-      <w:r>
-        <w:t>PLI rilassato</w:t>
-      </w:r>
-    </w:p>
-    <w:p>
-      <w:pPr>
-        <w:pStyle w:val="Paragrafoelenco"/>
-        <w:numPr>
-          <w:ilvl w:val="2"/>
-          <w:numId w:val="2"/>
-        </w:numPr>
-        <w:spacing w:line="360" w:lineRule="auto"/>
-        <w:jc w:val="both"/>
-      </w:pPr>
-      <w:r>
-        <w:t>PLI rilassato con Odd Cycle Inequalities</w:t>
-      </w:r>
-    </w:p>
-    <w:p>
-      <w:pPr>
-        <w:pStyle w:val="Paragrafoelenco"/>
-        <w:numPr>
-          <w:ilvl w:val="2"/>
-          <w:numId w:val="2"/>
-        </w:numPr>
-        <w:spacing w:line="360" w:lineRule="auto"/>
-        <w:jc w:val="both"/>
-      </w:pPr>
-      <w:r>
-        <w:t>PLI rilassato con Clique Inequalities</w:t>
-      </w:r>
-    </w:p>
-    <w:p>
-      <w:pPr>
-        <w:pStyle w:val="Paragrafoelenco"/>
-        <w:numPr>
-          <w:ilvl w:val="2"/>
-          <w:numId w:val="2"/>
-        </w:numPr>
-        <w:spacing w:line="360" w:lineRule="auto"/>
-        <w:jc w:val="both"/>
-      </w:pPr>
-      <w:r>
-        <w:t>PLI rilassato con Odd Cycle e Clique Inqualities</w:t>
-      </w:r>
-    </w:p>
-    <w:p>
-      <w:pPr>
-        <w:pStyle w:val="Paragrafoelenco"/>
-        <w:numPr>
-          <w:ilvl w:val="1"/>
-          <w:numId w:val="2"/>
-        </w:numPr>
-        <w:spacing w:line="360" w:lineRule="auto"/>
-        <w:jc w:val="both"/>
-      </w:pPr>
-      <w:r>
-        <w:t>Algoritmo 5</w:t>
-      </w:r>
-    </w:p>
-    <w:p>
-      <w:pPr>
-        <w:spacing w:line="360" w:lineRule="auto"/>
-        <w:jc w:val="both"/>
-      </w:pPr>
+      <w:proofErr w:type="spellStart"/>
+      <w:r>
+        <w:t>Gurobi</w:t>
+      </w:r>
+      <w:proofErr w:type="spellEnd"/>
+    </w:p>
+    <w:p>
+      <w:pPr>
+        <w:pStyle w:val="Paragrafoelenco"/>
+        <w:numPr>
+          <w:ilvl w:val="1"/>
+          <w:numId w:val="2"/>
+        </w:numPr>
+        <w:spacing w:line="360" w:lineRule="auto"/>
+        <w:jc w:val="both"/>
+      </w:pPr>
+      <w:r>
+        <w:t>Superati i 5 min di esecuzione verrà preso il miglior valore trovato fino a quel momento.</w:t>
+      </w:r>
     </w:p>
     <w:p>
       <w:pPr>
@@ -1442,7 +1307,17 @@
       </w:pPr>
       <w:r>
         <w:lastRenderedPageBreak/>
-        <w:t>Solver da valutare:</w:t>
+        <w:t xml:space="preserve">Nel caso di vertex cover </w:t>
+      </w:r>
+      <w:r>
+        <w:rPr>
+          <w:b/>
+          <w:bCs/>
+        </w:rPr>
+        <w:t>non pesato</w:t>
+      </w:r>
+      <w:r>
+        <w:t xml:space="preserve"> partizionerò le istanze per:</w:t>
       </w:r>
     </w:p>
     <w:p>
@@ -1456,7 +1331,77 @@
         <w:jc w:val="both"/>
       </w:pPr>
       <w:r>
-        <w:t>Gurobi</w:t>
+        <w:t>Numero di nodi</w:t>
+      </w:r>
+    </w:p>
+    <w:p>
+      <w:pPr>
+        <w:pStyle w:val="Paragrafoelenco"/>
+        <w:numPr>
+          <w:ilvl w:val="1"/>
+          <w:numId w:val="2"/>
+        </w:numPr>
+        <w:spacing w:line="360" w:lineRule="auto"/>
+        <w:jc w:val="both"/>
+      </w:pPr>
+      <w:r>
+        <w:t>50</w:t>
+      </w:r>
+    </w:p>
+    <w:p>
+      <w:pPr>
+        <w:pStyle w:val="Paragrafoelenco"/>
+        <w:numPr>
+          <w:ilvl w:val="1"/>
+          <w:numId w:val="2"/>
+        </w:numPr>
+        <w:spacing w:line="360" w:lineRule="auto"/>
+        <w:jc w:val="both"/>
+      </w:pPr>
+      <w:r>
+        <w:t>100</w:t>
+      </w:r>
+    </w:p>
+    <w:p>
+      <w:pPr>
+        <w:pStyle w:val="Paragrafoelenco"/>
+        <w:numPr>
+          <w:ilvl w:val="1"/>
+          <w:numId w:val="2"/>
+        </w:numPr>
+        <w:spacing w:line="360" w:lineRule="auto"/>
+        <w:jc w:val="both"/>
+      </w:pPr>
+      <w:r>
+        <w:t>200</w:t>
+      </w:r>
+    </w:p>
+    <w:p>
+      <w:pPr>
+        <w:pStyle w:val="Paragrafoelenco"/>
+        <w:numPr>
+          <w:ilvl w:val="1"/>
+          <w:numId w:val="2"/>
+        </w:numPr>
+        <w:spacing w:line="360" w:lineRule="auto"/>
+        <w:jc w:val="both"/>
+      </w:pPr>
+      <w:r>
+        <w:t>400</w:t>
+      </w:r>
+    </w:p>
+    <w:p>
+      <w:pPr>
+        <w:pStyle w:val="Paragrafoelenco"/>
+        <w:numPr>
+          <w:ilvl w:val="1"/>
+          <w:numId w:val="2"/>
+        </w:numPr>
+        <w:spacing w:line="360" w:lineRule="auto"/>
+        <w:jc w:val="both"/>
+      </w:pPr>
+      <w:r>
+        <w:t>800</w:t>
       </w:r>
     </w:p>
     <w:p>
@@ -1470,7 +1415,49 @@
         <w:jc w:val="both"/>
       </w:pPr>
       <w:r>
-        <w:t>Cplex</w:t>
+        <w:t>Densità del grafo</w:t>
+      </w:r>
+    </w:p>
+    <w:p>
+      <w:pPr>
+        <w:pStyle w:val="Paragrafoelenco"/>
+        <w:numPr>
+          <w:ilvl w:val="1"/>
+          <w:numId w:val="2"/>
+        </w:numPr>
+        <w:spacing w:line="360" w:lineRule="auto"/>
+        <w:jc w:val="both"/>
+      </w:pPr>
+      <w:r>
+        <w:t>0.2</w:t>
+      </w:r>
+    </w:p>
+    <w:p>
+      <w:pPr>
+        <w:pStyle w:val="Paragrafoelenco"/>
+        <w:numPr>
+          <w:ilvl w:val="1"/>
+          <w:numId w:val="2"/>
+        </w:numPr>
+        <w:spacing w:line="360" w:lineRule="auto"/>
+        <w:jc w:val="both"/>
+      </w:pPr>
+      <w:r>
+        <w:t>0.5</w:t>
+      </w:r>
+    </w:p>
+    <w:p>
+      <w:pPr>
+        <w:pStyle w:val="Paragrafoelenco"/>
+        <w:numPr>
+          <w:ilvl w:val="1"/>
+          <w:numId w:val="2"/>
+        </w:numPr>
+        <w:spacing w:line="360" w:lineRule="auto"/>
+        <w:jc w:val="both"/>
+      </w:pPr>
+      <w:r>
+        <w:t>0.8</w:t>
       </w:r>
     </w:p>
     <w:p>
@@ -1484,7 +1471,64 @@
         <w:jc w:val="both"/>
       </w:pPr>
       <w:r>
-        <w:t>Highs</w:t>
+        <w:t>Grado massimo di un vertice</w:t>
+      </w:r>
+      <w:r>
+        <w:t xml:space="preserve"> (Parametro di eterogeneità di grado</w:t>
+      </w:r>
+      <w:r>
+        <w:t>)</w:t>
+      </w:r>
+    </w:p>
+    <w:p>
+      <w:pPr>
+        <w:pStyle w:val="Paragrafoelenco"/>
+        <w:numPr>
+          <w:ilvl w:val="1"/>
+          <w:numId w:val="2"/>
+        </w:numPr>
+        <w:spacing w:line="360" w:lineRule="auto"/>
+        <w:jc w:val="both"/>
+      </w:pPr>
+      <w:r>
+        <w:t>1</w:t>
+      </w:r>
+    </w:p>
+    <w:p>
+      <w:pPr>
+        <w:pStyle w:val="Paragrafoelenco"/>
+        <w:numPr>
+          <w:ilvl w:val="1"/>
+          <w:numId w:val="2"/>
+        </w:numPr>
+        <w:spacing w:line="360" w:lineRule="auto"/>
+        <w:jc w:val="both"/>
+      </w:pPr>
+      <w:r>
+        <w:t>Tra 1.2 e 1.6</w:t>
+      </w:r>
+    </w:p>
+    <w:p>
+      <w:pPr>
+        <w:pStyle w:val="Paragrafoelenco"/>
+        <w:numPr>
+          <w:ilvl w:val="1"/>
+          <w:numId w:val="2"/>
+        </w:numPr>
+        <w:spacing w:line="360" w:lineRule="auto"/>
+        <w:jc w:val="both"/>
+      </w:pPr>
+      <w:r>
+        <w:t>Maggiore di 2</w:t>
+      </w:r>
+    </w:p>
+    <w:p>
+      <w:pPr>
+        <w:spacing w:line="360" w:lineRule="auto"/>
+        <w:jc w:val="both"/>
+      </w:pPr>
+      <w:r>
+        <w:t>Valuterò le performance in base ai seguenti indicatori:</w:t>
       </w:r>
     </w:p>
     <w:p>
@@ -1498,16 +1542,7 @@
         <w:jc w:val="both"/>
       </w:pPr>
       <w:r>
-        <w:t>Scip</w:t>
-      </w:r>
-    </w:p>
-    <w:p>
-      <w:pPr>
-        <w:spacing w:line="360" w:lineRule="auto"/>
-        <w:jc w:val="both"/>
-      </w:pPr>
-      <w:r>
-        <w:t>Nel caso di vertex cover non pesato partizionerò le istanze per:</w:t>
+        <w:t>Tempo di calcolo</w:t>
       </w:r>
     </w:p>
     <w:p>
@@ -1521,6 +1556,100 @@
         <w:jc w:val="both"/>
       </w:pPr>
       <w:r>
+        <w:t>Rapporto di approssimazione medio</w:t>
+      </w:r>
+    </w:p>
+    <w:p>
+      <w:pPr>
+        <w:spacing w:line="360" w:lineRule="auto"/>
+        <w:jc w:val="both"/>
+      </w:pPr>
+    </w:p>
+    <w:p>
+      <w:pPr>
+        <w:spacing w:line="360" w:lineRule="auto"/>
+        <w:jc w:val="both"/>
+      </w:pPr>
+    </w:p>
+    <w:p>
+      <w:pPr>
+        <w:spacing w:line="360" w:lineRule="auto"/>
+        <w:jc w:val="both"/>
+      </w:pPr>
+    </w:p>
+    <w:p>
+      <w:pPr>
+        <w:spacing w:line="360" w:lineRule="auto"/>
+        <w:jc w:val="both"/>
+      </w:pPr>
+    </w:p>
+    <w:p>
+      <w:pPr>
+        <w:spacing w:line="360" w:lineRule="auto"/>
+        <w:jc w:val="both"/>
+      </w:pPr>
+    </w:p>
+    <w:p>
+      <w:pPr>
+        <w:spacing w:line="360" w:lineRule="auto"/>
+        <w:jc w:val="both"/>
+      </w:pPr>
+    </w:p>
+    <w:p>
+      <w:pPr>
+        <w:spacing w:line="360" w:lineRule="auto"/>
+        <w:jc w:val="both"/>
+      </w:pPr>
+    </w:p>
+    <w:p>
+      <w:pPr>
+        <w:spacing w:line="360" w:lineRule="auto"/>
+        <w:jc w:val="both"/>
+      </w:pPr>
+    </w:p>
+    <w:p>
+      <w:pPr>
+        <w:spacing w:line="360" w:lineRule="auto"/>
+        <w:jc w:val="both"/>
+      </w:pPr>
+    </w:p>
+    <w:p>
+      <w:pPr>
+        <w:spacing w:line="360" w:lineRule="auto"/>
+        <w:jc w:val="both"/>
+      </w:pPr>
+    </w:p>
+    <w:p>
+      <w:pPr>
+        <w:spacing w:line="360" w:lineRule="auto"/>
+        <w:jc w:val="both"/>
+      </w:pPr>
+      <w:r>
+        <w:lastRenderedPageBreak/>
+        <w:t xml:space="preserve">Nel caso di vertex cover </w:t>
+      </w:r>
+      <w:r>
+        <w:rPr>
+          <w:b/>
+          <w:bCs/>
+        </w:rPr>
+        <w:t>pesato</w:t>
+      </w:r>
+      <w:r>
+        <w:t xml:space="preserve"> partizionerò le istanze per:</w:t>
+      </w:r>
+    </w:p>
+    <w:p>
+      <w:pPr>
+        <w:pStyle w:val="Paragrafoelenco"/>
+        <w:numPr>
+          <w:ilvl w:val="0"/>
+          <w:numId w:val="2"/>
+        </w:numPr>
+        <w:spacing w:line="360" w:lineRule="auto"/>
+        <w:jc w:val="both"/>
+      </w:pPr>
+      <w:r>
         <w:t>Numero di nodi</w:t>
       </w:r>
     </w:p>
@@ -1619,252 +1748,6 @@
         <w:jc w:val="both"/>
       </w:pPr>
       <w:r>
-        <w:t>0.2</w:t>
-      </w:r>
-    </w:p>
-    <w:p>
-      <w:pPr>
-        <w:pStyle w:val="Paragrafoelenco"/>
-        <w:numPr>
-          <w:ilvl w:val="1"/>
-          <w:numId w:val="2"/>
-        </w:numPr>
-        <w:spacing w:line="360" w:lineRule="auto"/>
-        <w:jc w:val="both"/>
-      </w:pPr>
-      <w:r>
-        <w:t>0.5</w:t>
-      </w:r>
-    </w:p>
-    <w:p>
-      <w:pPr>
-        <w:pStyle w:val="Paragrafoelenco"/>
-        <w:numPr>
-          <w:ilvl w:val="1"/>
-          <w:numId w:val="2"/>
-        </w:numPr>
-        <w:spacing w:line="360" w:lineRule="auto"/>
-        <w:jc w:val="both"/>
-      </w:pPr>
-      <w:r>
-        <w:t>0.8</w:t>
-      </w:r>
-    </w:p>
-    <w:p>
-      <w:pPr>
-        <w:pStyle w:val="Paragrafoelenco"/>
-        <w:numPr>
-          <w:ilvl w:val="0"/>
-          <w:numId w:val="2"/>
-        </w:numPr>
-        <w:spacing w:line="360" w:lineRule="auto"/>
-        <w:jc w:val="both"/>
-      </w:pPr>
-      <w:r>
-        <w:t>Grado massimo di un vertice</w:t>
-      </w:r>
-      <w:r>
-        <w:t xml:space="preserve"> (Parametro di eterogeneità di grado=</w:t>
-      </w:r>
-    </w:p>
-    <w:p>
-      <w:pPr>
-        <w:pStyle w:val="Paragrafoelenco"/>
-        <w:numPr>
-          <w:ilvl w:val="1"/>
-          <w:numId w:val="2"/>
-        </w:numPr>
-        <w:spacing w:line="360" w:lineRule="auto"/>
-        <w:jc w:val="both"/>
-      </w:pPr>
-      <w:r>
-        <w:t>1</w:t>
-      </w:r>
-    </w:p>
-    <w:p>
-      <w:pPr>
-        <w:pStyle w:val="Paragrafoelenco"/>
-        <w:numPr>
-          <w:ilvl w:val="1"/>
-          <w:numId w:val="2"/>
-        </w:numPr>
-        <w:spacing w:line="360" w:lineRule="auto"/>
-        <w:jc w:val="both"/>
-      </w:pPr>
-      <w:r>
-        <w:t>Tra 1.2 e 1.6</w:t>
-      </w:r>
-    </w:p>
-    <w:p>
-      <w:pPr>
-        <w:pStyle w:val="Paragrafoelenco"/>
-        <w:numPr>
-          <w:ilvl w:val="1"/>
-          <w:numId w:val="2"/>
-        </w:numPr>
-        <w:spacing w:line="360" w:lineRule="auto"/>
-        <w:jc w:val="both"/>
-      </w:pPr>
-      <w:r>
-        <w:t>Maggiore di 2</w:t>
-      </w:r>
-    </w:p>
-    <w:p>
-      <w:pPr>
-        <w:spacing w:line="360" w:lineRule="auto"/>
-        <w:jc w:val="both"/>
-      </w:pPr>
-      <w:r>
-        <w:t>Valuterò le performance in base ai seguenti indicatori:</w:t>
-      </w:r>
-    </w:p>
-    <w:p>
-      <w:pPr>
-        <w:pStyle w:val="Paragrafoelenco"/>
-        <w:numPr>
-          <w:ilvl w:val="0"/>
-          <w:numId w:val="2"/>
-        </w:numPr>
-        <w:spacing w:line="360" w:lineRule="auto"/>
-        <w:jc w:val="both"/>
-      </w:pPr>
-      <w:r>
-        <w:t>Tempo di calcolo</w:t>
-      </w:r>
-    </w:p>
-    <w:p>
-      <w:pPr>
-        <w:pStyle w:val="Paragrafoelenco"/>
-        <w:numPr>
-          <w:ilvl w:val="0"/>
-          <w:numId w:val="2"/>
-        </w:numPr>
-        <w:spacing w:line="360" w:lineRule="auto"/>
-        <w:jc w:val="both"/>
-      </w:pPr>
-      <w:r>
-        <w:t>Rapporto di approssimazione medio</w:t>
-      </w:r>
-    </w:p>
-    <w:p>
-      <w:pPr>
-        <w:spacing w:line="360" w:lineRule="auto"/>
-        <w:jc w:val="both"/>
-      </w:pPr>
-      <w:r>
-        <w:t>Nel caso di vertex cover pesato partizionerò le istanze per:</w:t>
-      </w:r>
-    </w:p>
-    <w:p>
-      <w:pPr>
-        <w:pStyle w:val="Paragrafoelenco"/>
-        <w:numPr>
-          <w:ilvl w:val="0"/>
-          <w:numId w:val="2"/>
-        </w:numPr>
-        <w:spacing w:line="360" w:lineRule="auto"/>
-        <w:jc w:val="both"/>
-      </w:pPr>
-      <w:r>
-        <w:t>Numero di nodi</w:t>
-      </w:r>
-    </w:p>
-    <w:p>
-      <w:pPr>
-        <w:pStyle w:val="Paragrafoelenco"/>
-        <w:numPr>
-          <w:ilvl w:val="1"/>
-          <w:numId w:val="2"/>
-        </w:numPr>
-        <w:spacing w:line="360" w:lineRule="auto"/>
-        <w:jc w:val="both"/>
-      </w:pPr>
-      <w:r>
-        <w:t>50</w:t>
-      </w:r>
-    </w:p>
-    <w:p>
-      <w:pPr>
-        <w:pStyle w:val="Paragrafoelenco"/>
-        <w:numPr>
-          <w:ilvl w:val="1"/>
-          <w:numId w:val="2"/>
-        </w:numPr>
-        <w:spacing w:line="360" w:lineRule="auto"/>
-        <w:jc w:val="both"/>
-      </w:pPr>
-      <w:r>
-        <w:t>100</w:t>
-      </w:r>
-    </w:p>
-    <w:p>
-      <w:pPr>
-        <w:pStyle w:val="Paragrafoelenco"/>
-        <w:numPr>
-          <w:ilvl w:val="1"/>
-          <w:numId w:val="2"/>
-        </w:numPr>
-        <w:spacing w:line="360" w:lineRule="auto"/>
-        <w:jc w:val="both"/>
-      </w:pPr>
-      <w:r>
-        <w:t>200</w:t>
-      </w:r>
-    </w:p>
-    <w:p>
-      <w:pPr>
-        <w:pStyle w:val="Paragrafoelenco"/>
-        <w:numPr>
-          <w:ilvl w:val="1"/>
-          <w:numId w:val="2"/>
-        </w:numPr>
-        <w:spacing w:line="360" w:lineRule="auto"/>
-        <w:jc w:val="both"/>
-      </w:pPr>
-      <w:r>
-        <w:t>400</w:t>
-      </w:r>
-    </w:p>
-    <w:p>
-      <w:pPr>
-        <w:pStyle w:val="Paragrafoelenco"/>
-        <w:numPr>
-          <w:ilvl w:val="1"/>
-          <w:numId w:val="2"/>
-        </w:numPr>
-        <w:spacing w:line="360" w:lineRule="auto"/>
-        <w:jc w:val="both"/>
-      </w:pPr>
-      <w:r>
-        <w:t>800</w:t>
-      </w:r>
-    </w:p>
-    <w:p>
-      <w:pPr>
-        <w:pStyle w:val="Paragrafoelenco"/>
-        <w:numPr>
-          <w:ilvl w:val="0"/>
-          <w:numId w:val="2"/>
-        </w:numPr>
-        <w:spacing w:line="360" w:lineRule="auto"/>
-        <w:jc w:val="both"/>
-      </w:pPr>
-      <w:r>
-        <w:t>Densità del grafo</w:t>
-      </w:r>
-    </w:p>
-    <w:p>
-      <w:pPr>
-        <w:pStyle w:val="Paragrafoelenco"/>
-        <w:numPr>
-          <w:ilvl w:val="1"/>
-          <w:numId w:val="2"/>
-        </w:numPr>
-        <w:spacing w:line="360" w:lineRule="auto"/>
-        <w:jc w:val="both"/>
-      </w:pPr>
-      <w:r>
-        <w:lastRenderedPageBreak/>
         <w:t>0.2</w:t>
       </w:r>
     </w:p>
@@ -2209,7 +2092,7 @@
         <w:rFonts w:ascii="Wingdings" w:hAnsi="Wingdings" w:hint="default"/>
       </w:rPr>
     </w:lvl>
-    <w:lvl w:ilvl="3" w:tplc="04100001" w:tentative="1">
+    <w:lvl w:ilvl="3" w:tplc="04100001">
       <w:start w:val="1"/>
       <w:numFmt w:val="bullet"/>
       <w:lvlText w:val=""/>
